--- a/F/F3/F3.5/F3.5.docx
+++ b/F/F3/F3.5/F3.5.docx
@@ -41,7 +41,7 @@
                     <pic:cNvPicPr/>
                   </pic:nvPicPr>
                   <pic:blipFill>
-                    <a:blip r:embed="rId4"/>
+                    <a:blip r:embed="rId5"/>
                     <a:stretch>
                       <a:fillRect/>
                     </a:stretch>
@@ -88,7 +88,7 @@
                     <pic:cNvPicPr/>
                   </pic:nvPicPr>
                   <pic:blipFill>
-                    <a:blip r:embed="rId5"/>
+                    <a:blip r:embed="rId6"/>
                     <a:stretch>
                       <a:fillRect/>
                     </a:stretch>
@@ -148,7 +148,7 @@
                     <pic:cNvPicPr/>
                   </pic:nvPicPr>
                   <pic:blipFill>
-                    <a:blip r:embed="rId6"/>
+                    <a:blip r:embed="rId7"/>
                     <a:stretch>
                       <a:fillRect/>
                     </a:stretch>
@@ -195,7 +195,7 @@
                     <pic:cNvPicPr/>
                   </pic:nvPicPr>
                   <pic:blipFill>
-                    <a:blip r:embed="rId7"/>
+                    <a:blip r:embed="rId8"/>
                     <a:stretch>
                       <a:fillRect/>
                     </a:stretch>
@@ -256,7 +256,7 @@
                     <pic:cNvPicPr/>
                   </pic:nvPicPr>
                   <pic:blipFill>
-                    <a:blip r:embed="rId8"/>
+                    <a:blip r:embed="rId9"/>
                     <a:stretch>
                       <a:fillRect/>
                     </a:stretch>
@@ -303,7 +303,7 @@
                     <pic:cNvPicPr/>
                   </pic:nvPicPr>
                   <pic:blipFill>
-                    <a:blip r:embed="rId9"/>
+                    <a:blip r:embed="rId10"/>
                     <a:stretch>
                       <a:fillRect/>
                     </a:stretch>
@@ -363,7 +363,7 @@
                     <pic:cNvPicPr/>
                   </pic:nvPicPr>
                   <pic:blipFill>
-                    <a:blip r:embed="rId10"/>
+                    <a:blip r:embed="rId11"/>
                     <a:stretch>
                       <a:fillRect/>
                     </a:stretch>
@@ -424,7 +424,7 @@
                     <pic:cNvPicPr/>
                   </pic:nvPicPr>
                   <pic:blipFill>
-                    <a:blip r:embed="rId11"/>
+                    <a:blip r:embed="rId12"/>
                     <a:stretch>
                       <a:fillRect/>
                     </a:stretch>
@@ -510,7 +510,7 @@
                     <pic:cNvPicPr/>
                   </pic:nvPicPr>
                   <pic:blipFill>
-                    <a:blip r:embed="rId12"/>
+                    <a:blip r:embed="rId13"/>
                     <a:stretch>
                       <a:fillRect/>
                     </a:stretch>
@@ -532,6 +532,11 @@
       </w:r>
     </w:p>
     <w:p>
+      <w:pPr>
+        <w:rPr>
+          <w:rFonts w:hint="eastAsia"/>
+        </w:rPr>
+      </w:pPr>
       <w:r>
         <w:rPr>
           <w:noProof/>
@@ -552,7 +557,7 @@
                     <pic:cNvPicPr/>
                   </pic:nvPicPr>
                   <pic:blipFill>
-                    <a:blip r:embed="rId13"/>
+                    <a:blip r:embed="rId14"/>
                     <a:stretch>
                       <a:fillRect/>
                     </a:stretch>
@@ -593,7 +598,7 @@
                     <pic:cNvPicPr/>
                   </pic:nvPicPr>
                   <pic:blipFill>
-                    <a:blip r:embed="rId14"/>
+                    <a:blip r:embed="rId15"/>
                     <a:stretch>
                       <a:fillRect/>
                     </a:stretch>
@@ -615,6 +620,11 @@
       </w:r>
     </w:p>
     <w:p>
+      <w:pPr>
+        <w:rPr>
+          <w:rFonts w:hint="eastAsia"/>
+        </w:rPr>
+      </w:pPr>
       <w:r>
         <w:rPr>
           <w:rFonts w:hint="eastAsia"/>
@@ -629,6 +639,9 @@
         </w:rPr>
       </w:pPr>
       <w:r>
+        <w:rPr>
+          <w:noProof/>
+        </w:rPr>
         <w:drawing>
           <wp:inline distT="0" distB="0" distL="0" distR="0" wp14:anchorId="3453FF21" wp14:editId="6914A96C">
             <wp:extent cx="4337538" cy="1054879"/>
@@ -645,7 +658,7 @@
                     <pic:cNvPicPr/>
                   </pic:nvPicPr>
                   <pic:blipFill>
-                    <a:blip r:embed="rId15"/>
+                    <a:blip r:embed="rId16"/>
                     <a:stretch>
                       <a:fillRect/>
                     </a:stretch>
@@ -673,6 +686,9 @@
         </w:rPr>
       </w:pPr>
       <w:r>
+        <w:rPr>
+          <w:noProof/>
+        </w:rPr>
         <w:drawing>
           <wp:inline distT="0" distB="0" distL="0" distR="0" wp14:anchorId="403C930F" wp14:editId="677675B8">
             <wp:extent cx="3575538" cy="3426163"/>
@@ -689,7 +705,7 @@
                     <pic:cNvPicPr/>
                   </pic:nvPicPr>
                   <pic:blipFill>
-                    <a:blip r:embed="rId16"/>
+                    <a:blip r:embed="rId17"/>
                     <a:stretch>
                       <a:fillRect/>
                     </a:stretch>
@@ -710,6 +726,2393 @@
         </w:drawing>
       </w:r>
     </w:p>
+    <w:p>
+      <w:pPr>
+        <w:rPr>
+          <w:rFonts w:hint="eastAsia"/>
+        </w:rPr>
+      </w:pPr>
+      <w:r>
+        <w:rPr>
+          <w:rFonts w:hint="eastAsia"/>
+        </w:rPr>
+        <w:lastRenderedPageBreak/>
+        <w:t>F3.5.6</w:t>
+      </w:r>
+    </w:p>
+    <w:p>
+      <w:pPr>
+        <w:rPr>
+          <w:rFonts w:hint="eastAsia"/>
+        </w:rPr>
+      </w:pPr>
+      <w:r>
+        <w:rPr>
+          <w:noProof/>
+        </w:rPr>
+        <w:drawing>
+          <wp:inline distT="0" distB="0" distL="0" distR="0" wp14:anchorId="5198CC45" wp14:editId="31E6CA84">
+            <wp:extent cx="5274310" cy="1275080"/>
+            <wp:effectExtent l="0" t="0" r="2540" b="1270"/>
+            <wp:docPr id="1701252685" name="图片 1"/>
+            <wp:cNvGraphicFramePr>
+              <a:graphicFrameLocks xmlns:a="http://schemas.openxmlformats.org/drawingml/2006/main" noChangeAspect="1"/>
+            </wp:cNvGraphicFramePr>
+            <a:graphic xmlns:a="http://schemas.openxmlformats.org/drawingml/2006/main">
+              <a:graphicData uri="http://schemas.openxmlformats.org/drawingml/2006/picture">
+                <pic:pic xmlns:pic="http://schemas.openxmlformats.org/drawingml/2006/picture">
+                  <pic:nvPicPr>
+                    <pic:cNvPr id="1701252685" name=""/>
+                    <pic:cNvPicPr/>
+                  </pic:nvPicPr>
+                  <pic:blipFill>
+                    <a:blip r:embed="rId18"/>
+                    <a:stretch>
+                      <a:fillRect/>
+                    </a:stretch>
+                  </pic:blipFill>
+                  <pic:spPr>
+                    <a:xfrm>
+                      <a:off x="0" y="0"/>
+                      <a:ext cx="5274310" cy="1275080"/>
+                    </a:xfrm>
+                    <a:prstGeom prst="rect">
+                      <a:avLst/>
+                    </a:prstGeom>
+                  </pic:spPr>
+                </pic:pic>
+              </a:graphicData>
+            </a:graphic>
+          </wp:inline>
+        </w:drawing>
+      </w:r>
+    </w:p>
+    <w:p>
+      <w:pPr>
+        <w:rPr>
+          <w:rFonts w:hint="eastAsia"/>
+        </w:rPr>
+      </w:pPr>
+      <w:r>
+        <w:rPr>
+          <w:noProof/>
+        </w:rPr>
+        <w:drawing>
+          <wp:inline distT="0" distB="0" distL="0" distR="0" wp14:anchorId="3D9CEFF3" wp14:editId="3D23C70A">
+            <wp:extent cx="5274310" cy="3653790"/>
+            <wp:effectExtent l="0" t="0" r="2540" b="3810"/>
+            <wp:docPr id="813295583" name="图片 1"/>
+            <wp:cNvGraphicFramePr>
+              <a:graphicFrameLocks xmlns:a="http://schemas.openxmlformats.org/drawingml/2006/main" noChangeAspect="1"/>
+            </wp:cNvGraphicFramePr>
+            <a:graphic xmlns:a="http://schemas.openxmlformats.org/drawingml/2006/main">
+              <a:graphicData uri="http://schemas.openxmlformats.org/drawingml/2006/picture">
+                <pic:pic xmlns:pic="http://schemas.openxmlformats.org/drawingml/2006/picture">
+                  <pic:nvPicPr>
+                    <pic:cNvPr id="813295583" name=""/>
+                    <pic:cNvPicPr/>
+                  </pic:nvPicPr>
+                  <pic:blipFill>
+                    <a:blip r:embed="rId19"/>
+                    <a:stretch>
+                      <a:fillRect/>
+                    </a:stretch>
+                  </pic:blipFill>
+                  <pic:spPr>
+                    <a:xfrm>
+                      <a:off x="0" y="0"/>
+                      <a:ext cx="5274310" cy="3653790"/>
+                    </a:xfrm>
+                    <a:prstGeom prst="rect">
+                      <a:avLst/>
+                    </a:prstGeom>
+                  </pic:spPr>
+                </pic:pic>
+              </a:graphicData>
+            </a:graphic>
+          </wp:inline>
+        </w:drawing>
+      </w:r>
+    </w:p>
+    <w:p>
+      <w:pPr>
+        <w:rPr>
+          <w:rFonts w:hint="eastAsia"/>
+        </w:rPr>
+      </w:pPr>
+      <w:r>
+        <w:rPr>
+          <w:rFonts w:hint="eastAsia"/>
+        </w:rPr>
+        <w:t>F3.5.7</w:t>
+      </w:r>
+    </w:p>
+    <w:p>
+      <w:pPr>
+        <w:rPr>
+          <w:rFonts w:hint="eastAsia"/>
+        </w:rPr>
+      </w:pPr>
+      <w:r>
+        <w:rPr>
+          <w:noProof/>
+        </w:rPr>
+        <w:drawing>
+          <wp:inline distT="0" distB="0" distL="0" distR="0" wp14:anchorId="045ACC01" wp14:editId="296B65C8">
+            <wp:extent cx="4465320" cy="1171972"/>
+            <wp:effectExtent l="0" t="0" r="0" b="9525"/>
+            <wp:docPr id="2035941252" name="图片 1"/>
+            <wp:cNvGraphicFramePr>
+              <a:graphicFrameLocks xmlns:a="http://schemas.openxmlformats.org/drawingml/2006/main" noChangeAspect="1"/>
+            </wp:cNvGraphicFramePr>
+            <a:graphic xmlns:a="http://schemas.openxmlformats.org/drawingml/2006/main">
+              <a:graphicData uri="http://schemas.openxmlformats.org/drawingml/2006/picture">
+                <pic:pic xmlns:pic="http://schemas.openxmlformats.org/drawingml/2006/picture">
+                  <pic:nvPicPr>
+                    <pic:cNvPr id="2035941252" name=""/>
+                    <pic:cNvPicPr/>
+                  </pic:nvPicPr>
+                  <pic:blipFill>
+                    <a:blip r:embed="rId20"/>
+                    <a:stretch>
+                      <a:fillRect/>
+                    </a:stretch>
+                  </pic:blipFill>
+                  <pic:spPr>
+                    <a:xfrm>
+                      <a:off x="0" y="0"/>
+                      <a:ext cx="4476651" cy="1174946"/>
+                    </a:xfrm>
+                    <a:prstGeom prst="rect">
+                      <a:avLst/>
+                    </a:prstGeom>
+                  </pic:spPr>
+                </pic:pic>
+              </a:graphicData>
+            </a:graphic>
+          </wp:inline>
+        </w:drawing>
+      </w:r>
+    </w:p>
+    <w:p>
+      <w:pPr>
+        <w:rPr>
+          <w:rFonts w:hint="eastAsia"/>
+        </w:rPr>
+      </w:pPr>
+      <w:r>
+        <w:rPr>
+          <w:noProof/>
+        </w:rPr>
+        <w:drawing>
+          <wp:inline distT="0" distB="0" distL="0" distR="0" wp14:anchorId="6065CD21" wp14:editId="0A3AE2D8">
+            <wp:extent cx="4046220" cy="1930553"/>
+            <wp:effectExtent l="0" t="0" r="0" b="0"/>
+            <wp:docPr id="1356194903" name="图片 1"/>
+            <wp:cNvGraphicFramePr>
+              <a:graphicFrameLocks xmlns:a="http://schemas.openxmlformats.org/drawingml/2006/main" noChangeAspect="1"/>
+            </wp:cNvGraphicFramePr>
+            <a:graphic xmlns:a="http://schemas.openxmlformats.org/drawingml/2006/main">
+              <a:graphicData uri="http://schemas.openxmlformats.org/drawingml/2006/picture">
+                <pic:pic xmlns:pic="http://schemas.openxmlformats.org/drawingml/2006/picture">
+                  <pic:nvPicPr>
+                    <pic:cNvPr id="1356194903" name=""/>
+                    <pic:cNvPicPr/>
+                  </pic:nvPicPr>
+                  <pic:blipFill>
+                    <a:blip r:embed="rId21"/>
+                    <a:stretch>
+                      <a:fillRect/>
+                    </a:stretch>
+                  </pic:blipFill>
+                  <pic:spPr>
+                    <a:xfrm>
+                      <a:off x="0" y="0"/>
+                      <a:ext cx="4064064" cy="1939067"/>
+                    </a:xfrm>
+                    <a:prstGeom prst="rect">
+                      <a:avLst/>
+                    </a:prstGeom>
+                  </pic:spPr>
+                </pic:pic>
+              </a:graphicData>
+            </a:graphic>
+          </wp:inline>
+        </w:drawing>
+      </w:r>
+    </w:p>
+    <w:p>
+      <w:pPr>
+        <w:rPr>
+          <w:rFonts w:hint="eastAsia"/>
+        </w:rPr>
+      </w:pPr>
+      <w:r>
+        <w:rPr>
+          <w:rFonts w:hint="eastAsia"/>
+        </w:rPr>
+        <w:lastRenderedPageBreak/>
+        <w:t>F3.5.8</w:t>
+      </w:r>
+    </w:p>
+    <w:p>
+      <w:pPr>
+        <w:rPr>
+          <w:rFonts w:hint="eastAsia"/>
+        </w:rPr>
+      </w:pPr>
+      <w:r>
+        <w:rPr>
+          <w:noProof/>
+        </w:rPr>
+        <w:drawing>
+          <wp:inline distT="0" distB="0" distL="0" distR="0" wp14:anchorId="7AD6F52B" wp14:editId="364BDC37">
+            <wp:extent cx="5274310" cy="1245235"/>
+            <wp:effectExtent l="0" t="0" r="2540" b="0"/>
+            <wp:docPr id="742659099" name="图片 1"/>
+            <wp:cNvGraphicFramePr>
+              <a:graphicFrameLocks xmlns:a="http://schemas.openxmlformats.org/drawingml/2006/main" noChangeAspect="1"/>
+            </wp:cNvGraphicFramePr>
+            <a:graphic xmlns:a="http://schemas.openxmlformats.org/drawingml/2006/main">
+              <a:graphicData uri="http://schemas.openxmlformats.org/drawingml/2006/picture">
+                <pic:pic xmlns:pic="http://schemas.openxmlformats.org/drawingml/2006/picture">
+                  <pic:nvPicPr>
+                    <pic:cNvPr id="742659099" name=""/>
+                    <pic:cNvPicPr/>
+                  </pic:nvPicPr>
+                  <pic:blipFill>
+                    <a:blip r:embed="rId22"/>
+                    <a:stretch>
+                      <a:fillRect/>
+                    </a:stretch>
+                  </pic:blipFill>
+                  <pic:spPr>
+                    <a:xfrm>
+                      <a:off x="0" y="0"/>
+                      <a:ext cx="5274310" cy="1245235"/>
+                    </a:xfrm>
+                    <a:prstGeom prst="rect">
+                      <a:avLst/>
+                    </a:prstGeom>
+                  </pic:spPr>
+                </pic:pic>
+              </a:graphicData>
+            </a:graphic>
+          </wp:inline>
+        </w:drawing>
+      </w:r>
+    </w:p>
+    <w:p>
+      <w:pPr>
+        <w:rPr>
+          <w:rFonts w:hint="eastAsia"/>
+        </w:rPr>
+      </w:pPr>
+      <w:r>
+        <w:rPr>
+          <w:rFonts w:hint="eastAsia"/>
+        </w:rPr>
+        <w:t>16-4优先编码器：</w:t>
+      </w:r>
+    </w:p>
+    <w:p>
+      <w:pPr>
+        <w:rPr>
+          <w:rFonts w:hint="eastAsia"/>
+        </w:rPr>
+      </w:pPr>
+      <w:r>
+        <w:rPr>
+          <w:noProof/>
+        </w:rPr>
+        <w:drawing>
+          <wp:inline distT="0" distB="0" distL="0" distR="0" wp14:anchorId="67457C80" wp14:editId="08AAECA8">
+            <wp:extent cx="5274310" cy="2657475"/>
+            <wp:effectExtent l="0" t="0" r="2540" b="9525"/>
+            <wp:docPr id="370192508" name="图片 1"/>
+            <wp:cNvGraphicFramePr>
+              <a:graphicFrameLocks xmlns:a="http://schemas.openxmlformats.org/drawingml/2006/main" noChangeAspect="1"/>
+            </wp:cNvGraphicFramePr>
+            <a:graphic xmlns:a="http://schemas.openxmlformats.org/drawingml/2006/main">
+              <a:graphicData uri="http://schemas.openxmlformats.org/drawingml/2006/picture">
+                <pic:pic xmlns:pic="http://schemas.openxmlformats.org/drawingml/2006/picture">
+                  <pic:nvPicPr>
+                    <pic:cNvPr id="370192508" name=""/>
+                    <pic:cNvPicPr/>
+                  </pic:nvPicPr>
+                  <pic:blipFill>
+                    <a:blip r:embed="rId23"/>
+                    <a:stretch>
+                      <a:fillRect/>
+                    </a:stretch>
+                  </pic:blipFill>
+                  <pic:spPr>
+                    <a:xfrm>
+                      <a:off x="0" y="0"/>
+                      <a:ext cx="5274310" cy="2657475"/>
+                    </a:xfrm>
+                    <a:prstGeom prst="rect">
+                      <a:avLst/>
+                    </a:prstGeom>
+                  </pic:spPr>
+                </pic:pic>
+              </a:graphicData>
+            </a:graphic>
+          </wp:inline>
+        </w:drawing>
+      </w:r>
+    </w:p>
+    <w:p>
+      <w:pPr>
+        <w:rPr>
+          <w:rFonts w:hint="eastAsia"/>
+        </w:rPr>
+      </w:pPr>
+      <w:r>
+        <w:rPr>
+          <w:noProof/>
+        </w:rPr>
+        <w:drawing>
+          <wp:inline distT="0" distB="0" distL="0" distR="0" wp14:anchorId="25F650C6" wp14:editId="5EFC5927">
+            <wp:extent cx="5029200" cy="3503971"/>
+            <wp:effectExtent l="0" t="0" r="0" b="1270"/>
+            <wp:docPr id="1800846902" name="图片 1"/>
+            <wp:cNvGraphicFramePr>
+              <a:graphicFrameLocks xmlns:a="http://schemas.openxmlformats.org/drawingml/2006/main" noChangeAspect="1"/>
+            </wp:cNvGraphicFramePr>
+            <a:graphic xmlns:a="http://schemas.openxmlformats.org/drawingml/2006/main">
+              <a:graphicData uri="http://schemas.openxmlformats.org/drawingml/2006/picture">
+                <pic:pic xmlns:pic="http://schemas.openxmlformats.org/drawingml/2006/picture">
+                  <pic:nvPicPr>
+                    <pic:cNvPr id="1800846902" name=""/>
+                    <pic:cNvPicPr/>
+                  </pic:nvPicPr>
+                  <pic:blipFill>
+                    <a:blip r:embed="rId24"/>
+                    <a:stretch>
+                      <a:fillRect/>
+                    </a:stretch>
+                  </pic:blipFill>
+                  <pic:spPr>
+                    <a:xfrm>
+                      <a:off x="0" y="0"/>
+                      <a:ext cx="5033909" cy="3507252"/>
+                    </a:xfrm>
+                    <a:prstGeom prst="rect">
+                      <a:avLst/>
+                    </a:prstGeom>
+                  </pic:spPr>
+                </pic:pic>
+              </a:graphicData>
+            </a:graphic>
+          </wp:inline>
+        </w:drawing>
+      </w:r>
+    </w:p>
+    <w:p>
+      <w:pPr>
+        <w:rPr>
+          <w:rFonts w:hint="eastAsia"/>
+        </w:rPr>
+      </w:pPr>
+    </w:p>
+    <w:p>
+      <w:pPr>
+        <w:rPr>
+          <w:rFonts w:hint="eastAsia"/>
+        </w:rPr>
+      </w:pPr>
+    </w:p>
+    <w:p>
+      <w:pPr>
+        <w:rPr>
+          <w:rFonts w:hint="eastAsia"/>
+        </w:rPr>
+      </w:pPr>
+    </w:p>
+    <w:p>
+      <w:pPr>
+        <w:rPr>
+          <w:rFonts w:hint="eastAsia"/>
+        </w:rPr>
+      </w:pPr>
+      <w:r>
+        <w:rPr>
+          <w:rFonts w:hint="eastAsia"/>
+        </w:rPr>
+        <w:lastRenderedPageBreak/>
+        <w:t>F3.5.9</w:t>
+      </w:r>
+    </w:p>
+    <w:p>
+      <w:pPr>
+        <w:rPr>
+          <w:rFonts w:hint="eastAsia"/>
+        </w:rPr>
+      </w:pPr>
+      <w:r>
+        <w:rPr>
+          <w:noProof/>
+        </w:rPr>
+        <w:drawing>
+          <wp:inline distT="0" distB="0" distL="0" distR="0" wp14:anchorId="4392123C" wp14:editId="7EFA5CF2">
+            <wp:extent cx="5274310" cy="2089150"/>
+            <wp:effectExtent l="0" t="0" r="2540" b="6350"/>
+            <wp:docPr id="686623241" name="图片 1"/>
+            <wp:cNvGraphicFramePr>
+              <a:graphicFrameLocks xmlns:a="http://schemas.openxmlformats.org/drawingml/2006/main" noChangeAspect="1"/>
+            </wp:cNvGraphicFramePr>
+            <a:graphic xmlns:a="http://schemas.openxmlformats.org/drawingml/2006/main">
+              <a:graphicData uri="http://schemas.openxmlformats.org/drawingml/2006/picture">
+                <pic:pic xmlns:pic="http://schemas.openxmlformats.org/drawingml/2006/picture">
+                  <pic:nvPicPr>
+                    <pic:cNvPr id="686623241" name=""/>
+                    <pic:cNvPicPr/>
+                  </pic:nvPicPr>
+                  <pic:blipFill>
+                    <a:blip r:embed="rId25"/>
+                    <a:stretch>
+                      <a:fillRect/>
+                    </a:stretch>
+                  </pic:blipFill>
+                  <pic:spPr>
+                    <a:xfrm>
+                      <a:off x="0" y="0"/>
+                      <a:ext cx="5274310" cy="2089150"/>
+                    </a:xfrm>
+                    <a:prstGeom prst="rect">
+                      <a:avLst/>
+                    </a:prstGeom>
+                  </pic:spPr>
+                </pic:pic>
+              </a:graphicData>
+            </a:graphic>
+          </wp:inline>
+        </w:drawing>
+      </w:r>
+    </w:p>
+    <w:p>
+      <w:pPr>
+        <w:rPr>
+          <w:rFonts w:hint="eastAsia"/>
+        </w:rPr>
+      </w:pPr>
+      <w:r>
+        <w:rPr>
+          <w:rFonts w:hint="eastAsia"/>
+        </w:rPr>
+        <w:t>AI解法：</w:t>
+      </w:r>
+    </w:p>
+    <w:p>
+      <w:pPr>
+        <w:rPr>
+          <w:rFonts w:hint="eastAsia"/>
+        </w:rPr>
+      </w:pPr>
+      <w:r>
+        <w:rPr>
+          <w:rFonts w:hint="eastAsia"/>
+        </w:rPr>
+        <w:t>通过优先编码器计算前导0/尾随0/前导1/尾随1</w:t>
+      </w:r>
+    </w:p>
+    <w:p>
+      <w:pPr>
+        <w:rPr>
+          <w:rFonts w:hint="eastAsia"/>
+        </w:rPr>
+      </w:pPr>
+      <w:r>
+        <w:rPr>
+          <w:rFonts w:hint="eastAsia"/>
+        </w:rPr>
+        <w:t xml:space="preserve">  前导0 (CLZ - Count Leading Zeros)</w:t>
+      </w:r>
+    </w:p>
+    <w:p>
+      <w:pPr>
+        <w:rPr>
+          <w:rFonts w:hint="eastAsia"/>
+        </w:rPr>
+      </w:pPr>
+      <w:r>
+        <w:rPr>
+          <w:rFonts w:hint="eastAsia"/>
+        </w:rPr>
+        <w:t xml:space="preserve">  思路：先取反，再用优先编码器找最高位1的位置</w:t>
+      </w:r>
+    </w:p>
+    <w:p>
+      <w:pPr>
+        <w:rPr>
+          <w:rFonts w:hint="eastAsia"/>
+        </w:rPr>
+      </w:pPr>
+      <w:r>
+        <w:rPr>
+          <w:rFonts w:hint="eastAsia"/>
+        </w:rPr>
+        <w:t xml:space="preserve">  输入data[15:0] → [NOT门] → inv[15:0] → [16-4优先编码器] → enc[3:0]</w:t>
+      </w:r>
+    </w:p>
+    <w:p>
+      <w:pPr>
+        <w:rPr>
+          <w:rFonts w:hint="eastAsia"/>
+        </w:rPr>
+      </w:pPr>
+      <w:r>
+        <w:rPr>
+          <w:rFonts w:hint="eastAsia"/>
+        </w:rPr>
+        <w:t xml:space="preserve">                                                                       ↓</w:t>
+      </w:r>
+    </w:p>
+    <w:p>
+      <w:pPr>
+        <w:rPr>
+          <w:rFonts w:hint="eastAsia"/>
+        </w:rPr>
+      </w:pPr>
+      <w:r>
+        <w:rPr>
+          <w:rFonts w:hint="eastAsia"/>
+        </w:rPr>
+        <w:t xml:space="preserve">                                                       15 - enc[3:0] = 前导0数量</w:t>
+      </w:r>
+    </w:p>
+    <w:p>
+      <w:pPr>
+        <w:rPr>
+          <w:rFonts w:hint="eastAsia"/>
+        </w:rPr>
+      </w:pPr>
+    </w:p>
+    <w:p>
+      <w:pPr>
+        <w:rPr>
+          <w:rFonts w:hint="eastAsia"/>
+        </w:rPr>
+      </w:pPr>
+      <w:r>
+        <w:rPr>
+          <w:rFonts w:hint="eastAsia"/>
+        </w:rPr>
+        <w:t xml:space="preserve">  步骤：</w:t>
+      </w:r>
+    </w:p>
+    <w:p>
+      <w:pPr>
+        <w:rPr>
+          <w:rFonts w:hint="eastAsia"/>
+        </w:rPr>
+      </w:pPr>
+      <w:r>
+        <w:rPr>
+          <w:rFonts w:hint="eastAsia"/>
+        </w:rPr>
+        <w:t xml:space="preserve">  1. 将输入取反：inv = ~data</w:t>
+      </w:r>
+    </w:p>
+    <w:p>
+      <w:pPr>
+        <w:rPr>
+          <w:rFonts w:hint="eastAsia"/>
+        </w:rPr>
+      </w:pPr>
+      <w:r>
+        <w:rPr>
+          <w:rFonts w:hint="eastAsia"/>
+        </w:rPr>
+        <w:t xml:space="preserve">  2. 用16-4优先编码器处理inv（高位优先）</w:t>
+      </w:r>
+    </w:p>
+    <w:p>
+      <w:pPr>
+        <w:rPr>
+          <w:rFonts w:hint="eastAsia"/>
+        </w:rPr>
+      </w:pPr>
+      <w:r>
+        <w:rPr>
+          <w:rFonts w:hint="eastAsia"/>
+        </w:rPr>
+        <w:t xml:space="preserve">  3. 前导0 = 15 - enc_output</w:t>
+      </w:r>
+    </w:p>
+    <w:p>
+      <w:pPr>
+        <w:rPr>
+          <w:rFonts w:hint="eastAsia"/>
+        </w:rPr>
+      </w:pPr>
+    </w:p>
+    <w:p>
+      <w:pPr>
+        <w:rPr>
+          <w:rFonts w:hint="eastAsia"/>
+        </w:rPr>
+      </w:pPr>
+      <w:r>
+        <w:rPr>
+          <w:rFonts w:hint="eastAsia"/>
+        </w:rPr>
+        <w:t xml:space="preserve">  特殊情况：当data全为1时，inv全为0，编码器输出无效，此时前导0=0</w:t>
+      </w:r>
+    </w:p>
+    <w:p>
+      <w:pPr>
+        <w:rPr>
+          <w:rFonts w:hint="eastAsia"/>
+        </w:rPr>
+      </w:pPr>
+    </w:p>
+    <w:p>
+      <w:pPr>
+        <w:rPr>
+          <w:rFonts w:hint="eastAsia"/>
+        </w:rPr>
+      </w:pPr>
+      <w:r>
+        <w:rPr>
+          <w:rFonts w:hint="eastAsia"/>
+        </w:rPr>
+        <w:t xml:space="preserve">  ---</w:t>
+      </w:r>
+    </w:p>
+    <w:p>
+      <w:pPr>
+        <w:rPr>
+          <w:rFonts w:hint="eastAsia"/>
+        </w:rPr>
+      </w:pPr>
+      <w:r>
+        <w:rPr>
+          <w:rFonts w:hint="eastAsia"/>
+        </w:rPr>
+        <w:t xml:space="preserve">  尾随0 (CTZ - Count Trailing Zeros)</w:t>
+      </w:r>
+    </w:p>
+    <w:p>
+      <w:pPr>
+        <w:rPr>
+          <w:rFonts w:hint="eastAsia"/>
+        </w:rPr>
+      </w:pPr>
+    </w:p>
+    <w:p>
+      <w:pPr>
+        <w:rPr>
+          <w:rFonts w:hint="eastAsia"/>
+        </w:rPr>
+      </w:pPr>
+      <w:r>
+        <w:rPr>
+          <w:rFonts w:hint="eastAsia"/>
+        </w:rPr>
+        <w:t xml:space="preserve">  思路：位反转后计算前导0</w:t>
+      </w:r>
+    </w:p>
+    <w:p>
+      <w:pPr>
+        <w:rPr>
+          <w:rFonts w:hint="eastAsia"/>
+        </w:rPr>
+      </w:pPr>
+    </w:p>
+    <w:p>
+      <w:pPr>
+        <w:rPr>
+          <w:rFonts w:hint="eastAsia"/>
+        </w:rPr>
+      </w:pPr>
+      <w:r>
+        <w:rPr>
+          <w:rFonts w:hint="eastAsia"/>
+        </w:rPr>
+        <w:t xml:space="preserve">  输入data[15:0] → [位反转] → reversed[15:0] → [前导0计算] → 尾随0数量</w:t>
+      </w:r>
+    </w:p>
+    <w:p>
+      <w:pPr>
+        <w:rPr>
+          <w:rFonts w:hint="eastAsia"/>
+        </w:rPr>
+      </w:pPr>
+    </w:p>
+    <w:p>
+      <w:pPr>
+        <w:rPr>
+          <w:rFonts w:hint="eastAsia"/>
+        </w:rPr>
+      </w:pPr>
+      <w:r>
+        <w:rPr>
+          <w:rFonts w:hint="eastAsia"/>
+        </w:rPr>
+        <w:t xml:space="preserve">  位反转接线：</w:t>
+      </w:r>
+    </w:p>
+    <w:p>
+      <w:pPr>
+        <w:rPr>
+          <w:rFonts w:hint="eastAsia"/>
+        </w:rPr>
+      </w:pPr>
+      <w:r>
+        <w:rPr>
+          <w:rFonts w:hint="eastAsia"/>
+        </w:rPr>
+        <w:t xml:space="preserve">  data[0]  → reversed[15]</w:t>
+      </w:r>
+    </w:p>
+    <w:p>
+      <w:pPr>
+        <w:rPr>
+          <w:rFonts w:hint="eastAsia"/>
+        </w:rPr>
+      </w:pPr>
+      <w:r>
+        <w:rPr>
+          <w:rFonts w:hint="eastAsia"/>
+        </w:rPr>
+        <w:t xml:space="preserve">  data[1]  → reversed[14]</w:t>
+      </w:r>
+    </w:p>
+    <w:p>
+      <w:pPr>
+        <w:rPr>
+          <w:rFonts w:hint="eastAsia"/>
+        </w:rPr>
+      </w:pPr>
+      <w:r>
+        <w:rPr>
+          <w:rFonts w:hint="eastAsia"/>
+        </w:rPr>
+        <w:t xml:space="preserve">  data[2]  → reversed[13]</w:t>
+      </w:r>
+    </w:p>
+    <w:p>
+      <w:pPr>
+        <w:rPr>
+          <w:rFonts w:hint="eastAsia"/>
+        </w:rPr>
+      </w:pPr>
+      <w:r>
+        <w:rPr>
+          <w:rFonts w:hint="eastAsia"/>
+        </w:rPr>
+        <w:t xml:space="preserve">  ...</w:t>
+      </w:r>
+    </w:p>
+    <w:p>
+      <w:pPr>
+        <w:rPr>
+          <w:rFonts w:hint="eastAsia"/>
+        </w:rPr>
+      </w:pPr>
+      <w:r>
+        <w:rPr>
+          <w:rFonts w:hint="eastAsia"/>
+        </w:rPr>
+        <w:t xml:space="preserve">  data[15] → reversed[0]</w:t>
+      </w:r>
+    </w:p>
+    <w:p>
+      <w:pPr>
+        <w:rPr>
+          <w:rFonts w:hint="eastAsia"/>
+        </w:rPr>
+      </w:pPr>
+    </w:p>
+    <w:p>
+      <w:pPr>
+        <w:rPr>
+          <w:rFonts w:hint="eastAsia"/>
+        </w:rPr>
+      </w:pPr>
+      <w:r>
+        <w:rPr>
+          <w:rFonts w:hint="eastAsia"/>
+        </w:rPr>
+        <w:t xml:space="preserve">  ---</w:t>
+      </w:r>
+    </w:p>
+    <w:p>
+      <w:pPr>
+        <w:rPr>
+          <w:rFonts w:hint="eastAsia"/>
+        </w:rPr>
+      </w:pPr>
+      <w:r>
+        <w:rPr>
+          <w:rFonts w:hint="eastAsia"/>
+        </w:rPr>
+        <w:t xml:space="preserve">  前导1 (CLO - Count Leading Ones)</w:t>
+      </w:r>
+    </w:p>
+    <w:p>
+      <w:pPr>
+        <w:rPr>
+          <w:rFonts w:hint="eastAsia"/>
+        </w:rPr>
+      </w:pPr>
+      <w:r>
+        <w:rPr>
+          <w:rFonts w:hint="eastAsia"/>
+        </w:rPr>
+        <w:t xml:space="preserve">  思路：先取反，再计算前导0</w:t>
+      </w:r>
+    </w:p>
+    <w:p>
+      <w:pPr>
+        <w:rPr>
+          <w:rFonts w:hint="eastAsia"/>
+        </w:rPr>
+      </w:pPr>
+    </w:p>
+    <w:p>
+      <w:pPr>
+        <w:rPr>
+          <w:rFonts w:hint="eastAsia"/>
+        </w:rPr>
+      </w:pPr>
+      <w:r>
+        <w:rPr>
+          <w:rFonts w:hint="eastAsia"/>
+        </w:rPr>
+        <w:t xml:space="preserve">  前导1(data) = 前导0(~data)</w:t>
+      </w:r>
+    </w:p>
+    <w:p>
+      <w:pPr>
+        <w:rPr>
+          <w:rFonts w:hint="eastAsia"/>
+        </w:rPr>
+      </w:pPr>
+    </w:p>
+    <w:p>
+      <w:pPr>
+        <w:rPr>
+          <w:rFonts w:hint="eastAsia"/>
+        </w:rPr>
+      </w:pPr>
+      <w:r>
+        <w:rPr>
+          <w:rFonts w:hint="eastAsia"/>
+        </w:rPr>
+        <w:t xml:space="preserve">  ---</w:t>
+      </w:r>
+    </w:p>
+    <w:p>
+      <w:pPr>
+        <w:rPr>
+          <w:rFonts w:hint="eastAsia"/>
+        </w:rPr>
+      </w:pPr>
+      <w:r>
+        <w:rPr>
+          <w:rFonts w:hint="eastAsia"/>
+        </w:rPr>
+        <w:t xml:space="preserve">  尾随1 (CTO - Count Trailing Ones)</w:t>
+      </w:r>
+    </w:p>
+    <w:p>
+      <w:pPr>
+        <w:rPr>
+          <w:rFonts w:hint="eastAsia"/>
+        </w:rPr>
+      </w:pPr>
+      <w:r>
+        <w:rPr>
+          <w:rFonts w:hint="eastAsia"/>
+        </w:rPr>
+        <w:t xml:space="preserve">  思路：先取反，再计算尾随0</w:t>
+      </w:r>
+    </w:p>
+    <w:p>
+      <w:pPr>
+        <w:rPr>
+          <w:rFonts w:hint="eastAsia"/>
+        </w:rPr>
+      </w:pPr>
+      <w:r>
+        <w:rPr>
+          <w:rFonts w:hint="eastAsia"/>
+        </w:rPr>
+        <w:t xml:space="preserve">  尾随1(data) = 尾随0(~data)</w:t>
+      </w:r>
+    </w:p>
+    <w:p>
+      <w:pPr>
+        <w:rPr>
+          <w:rFonts w:hint="eastAsia"/>
+        </w:rPr>
+      </w:pPr>
+    </w:p>
+    <w:p>
+      <w:pPr>
+        <w:rPr>
+          <w:rFonts w:hint="eastAsia"/>
+        </w:rPr>
+      </w:pPr>
+      <w:r>
+        <w:rPr>
+          <w:rFonts w:hint="eastAsia"/>
+        </w:rPr>
+        <w:t>F3.5.1</w:t>
+      </w:r>
+      <w:r>
+        <w:rPr>
+          <w:rFonts w:hint="eastAsia"/>
+        </w:rPr>
+        <w:t>0</w:t>
+      </w:r>
+    </w:p>
+    <w:p>
+      <w:pPr>
+        <w:rPr>
+          <w:rFonts w:hint="eastAsia"/>
+        </w:rPr>
+      </w:pPr>
+      <w:r>
+        <w:rPr>
+          <w:noProof/>
+        </w:rPr>
+        <w:drawing>
+          <wp:inline distT="0" distB="0" distL="0" distR="0" wp14:anchorId="64452245" wp14:editId="270C53A6">
+            <wp:extent cx="5274310" cy="915670"/>
+            <wp:effectExtent l="0" t="0" r="2540" b="0"/>
+            <wp:docPr id="1784907517" name="图片 1"/>
+            <wp:cNvGraphicFramePr>
+              <a:graphicFrameLocks xmlns:a="http://schemas.openxmlformats.org/drawingml/2006/main" noChangeAspect="1"/>
+            </wp:cNvGraphicFramePr>
+            <a:graphic xmlns:a="http://schemas.openxmlformats.org/drawingml/2006/main">
+              <a:graphicData uri="http://schemas.openxmlformats.org/drawingml/2006/picture">
+                <pic:pic xmlns:pic="http://schemas.openxmlformats.org/drawingml/2006/picture">
+                  <pic:nvPicPr>
+                    <pic:cNvPr id="1784907517" name=""/>
+                    <pic:cNvPicPr/>
+                  </pic:nvPicPr>
+                  <pic:blipFill>
+                    <a:blip r:embed="rId26"/>
+                    <a:stretch>
+                      <a:fillRect/>
+                    </a:stretch>
+                  </pic:blipFill>
+                  <pic:spPr>
+                    <a:xfrm>
+                      <a:off x="0" y="0"/>
+                      <a:ext cx="5274310" cy="915670"/>
+                    </a:xfrm>
+                    <a:prstGeom prst="rect">
+                      <a:avLst/>
+                    </a:prstGeom>
+                  </pic:spPr>
+                </pic:pic>
+              </a:graphicData>
+            </a:graphic>
+          </wp:inline>
+        </w:drawing>
+      </w:r>
+    </w:p>
+    <w:p>
+      <w:pPr>
+        <w:rPr>
+          <w:rFonts w:hint="eastAsia"/>
+        </w:rPr>
+      </w:pPr>
+      <w:r>
+        <w:rPr>
+          <w:noProof/>
+        </w:rPr>
+        <w:drawing>
+          <wp:inline distT="0" distB="0" distL="0" distR="0" wp14:anchorId="7A4D2FE5" wp14:editId="7D7F0B71">
+            <wp:extent cx="5274310" cy="2253615"/>
+            <wp:effectExtent l="0" t="0" r="2540" b="0"/>
+            <wp:docPr id="1250062730" name="图片 1"/>
+            <wp:cNvGraphicFramePr>
+              <a:graphicFrameLocks xmlns:a="http://schemas.openxmlformats.org/drawingml/2006/main" noChangeAspect="1"/>
+            </wp:cNvGraphicFramePr>
+            <a:graphic xmlns:a="http://schemas.openxmlformats.org/drawingml/2006/main">
+              <a:graphicData uri="http://schemas.openxmlformats.org/drawingml/2006/picture">
+                <pic:pic xmlns:pic="http://schemas.openxmlformats.org/drawingml/2006/picture">
+                  <pic:nvPicPr>
+                    <pic:cNvPr id="1250062730" name=""/>
+                    <pic:cNvPicPr/>
+                  </pic:nvPicPr>
+                  <pic:blipFill>
+                    <a:blip r:embed="rId27"/>
+                    <a:stretch>
+                      <a:fillRect/>
+                    </a:stretch>
+                  </pic:blipFill>
+                  <pic:spPr>
+                    <a:xfrm>
+                      <a:off x="0" y="0"/>
+                      <a:ext cx="5274310" cy="2253615"/>
+                    </a:xfrm>
+                    <a:prstGeom prst="rect">
+                      <a:avLst/>
+                    </a:prstGeom>
+                  </pic:spPr>
+                </pic:pic>
+              </a:graphicData>
+            </a:graphic>
+          </wp:inline>
+        </w:drawing>
+      </w:r>
+    </w:p>
+    <w:p>
+      <w:pPr>
+        <w:rPr>
+          <w:rFonts w:hint="eastAsia"/>
+        </w:rPr>
+      </w:pPr>
+    </w:p>
+    <w:p>
+      <w:pPr>
+        <w:rPr>
+          <w:rFonts w:hint="eastAsia"/>
+        </w:rPr>
+      </w:pPr>
+      <w:r>
+        <w:rPr>
+          <w:rFonts w:hint="eastAsia"/>
+        </w:rPr>
+        <w:t>F3.5.11</w:t>
+      </w:r>
+    </w:p>
+    <w:p>
+      <w:pPr>
+        <w:rPr>
+          <w:rFonts w:hint="eastAsia"/>
+        </w:rPr>
+      </w:pPr>
+      <w:r>
+        <w:rPr>
+          <w:noProof/>
+        </w:rPr>
+        <w:drawing>
+          <wp:inline distT="0" distB="0" distL="0" distR="0" wp14:anchorId="1AA52882" wp14:editId="5D8F3A69">
+            <wp:extent cx="5274310" cy="1847850"/>
+            <wp:effectExtent l="0" t="0" r="2540" b="0"/>
+            <wp:docPr id="1637954082" name="图片 1"/>
+            <wp:cNvGraphicFramePr>
+              <a:graphicFrameLocks xmlns:a="http://schemas.openxmlformats.org/drawingml/2006/main" noChangeAspect="1"/>
+            </wp:cNvGraphicFramePr>
+            <a:graphic xmlns:a="http://schemas.openxmlformats.org/drawingml/2006/main">
+              <a:graphicData uri="http://schemas.openxmlformats.org/drawingml/2006/picture">
+                <pic:pic xmlns:pic="http://schemas.openxmlformats.org/drawingml/2006/picture">
+                  <pic:nvPicPr>
+                    <pic:cNvPr id="1637954082" name=""/>
+                    <pic:cNvPicPr/>
+                  </pic:nvPicPr>
+                  <pic:blipFill>
+                    <a:blip r:embed="rId28"/>
+                    <a:stretch>
+                      <a:fillRect/>
+                    </a:stretch>
+                  </pic:blipFill>
+                  <pic:spPr>
+                    <a:xfrm>
+                      <a:off x="0" y="0"/>
+                      <a:ext cx="5274310" cy="1847850"/>
+                    </a:xfrm>
+                    <a:prstGeom prst="rect">
+                      <a:avLst/>
+                    </a:prstGeom>
+                  </pic:spPr>
+                </pic:pic>
+              </a:graphicData>
+            </a:graphic>
+          </wp:inline>
+        </w:drawing>
+      </w:r>
+    </w:p>
+    <w:p>
+      <w:pPr>
+        <w:rPr>
+          <w:rFonts w:hint="eastAsia"/>
+        </w:rPr>
+      </w:pPr>
+      <w:r>
+        <w:rPr>
+          <w:rFonts w:hint="eastAsia"/>
+        </w:rPr>
+        <w:t>先搭建1位的2选1数据选择器</w:t>
+      </w:r>
+    </w:p>
+    <w:p>
+      <w:pPr>
+        <w:rPr>
+          <w:rFonts w:hint="eastAsia"/>
+        </w:rPr>
+      </w:pPr>
+      <w:r>
+        <w:rPr>
+          <w:rFonts w:hint="eastAsia"/>
+        </w:rPr>
+        <w:t>再搭建1位的4选1数据选择器</w:t>
+      </w:r>
+    </w:p>
+    <w:p>
+      <w:pPr>
+        <w:rPr>
+          <w:rFonts w:hint="eastAsia"/>
+        </w:rPr>
+      </w:pPr>
+      <w:r>
+        <w:rPr>
+          <w:noProof/>
+        </w:rPr>
+        <w:lastRenderedPageBreak/>
+        <w:drawing>
+          <wp:inline distT="0" distB="0" distL="0" distR="0" wp14:anchorId="42FB0328" wp14:editId="20B4394F">
+            <wp:extent cx="5274310" cy="1078865"/>
+            <wp:effectExtent l="0" t="0" r="2540" b="6985"/>
+            <wp:docPr id="121631266" name="图片 1"/>
+            <wp:cNvGraphicFramePr>
+              <a:graphicFrameLocks xmlns:a="http://schemas.openxmlformats.org/drawingml/2006/main" noChangeAspect="1"/>
+            </wp:cNvGraphicFramePr>
+            <a:graphic xmlns:a="http://schemas.openxmlformats.org/drawingml/2006/main">
+              <a:graphicData uri="http://schemas.openxmlformats.org/drawingml/2006/picture">
+                <pic:pic xmlns:pic="http://schemas.openxmlformats.org/drawingml/2006/picture">
+                  <pic:nvPicPr>
+                    <pic:cNvPr id="121631266" name=""/>
+                    <pic:cNvPicPr/>
+                  </pic:nvPicPr>
+                  <pic:blipFill>
+                    <a:blip r:embed="rId29"/>
+                    <a:stretch>
+                      <a:fillRect/>
+                    </a:stretch>
+                  </pic:blipFill>
+                  <pic:spPr>
+                    <a:xfrm>
+                      <a:off x="0" y="0"/>
+                      <a:ext cx="5274310" cy="1078865"/>
+                    </a:xfrm>
+                    <a:prstGeom prst="rect">
+                      <a:avLst/>
+                    </a:prstGeom>
+                  </pic:spPr>
+                </pic:pic>
+              </a:graphicData>
+            </a:graphic>
+          </wp:inline>
+        </w:drawing>
+      </w:r>
+    </w:p>
+    <w:p>
+      <w:pPr>
+        <w:rPr>
+          <w:rFonts w:hint="eastAsia"/>
+        </w:rPr>
+      </w:pPr>
+      <w:r>
+        <w:rPr>
+          <w:rFonts w:hint="eastAsia"/>
+        </w:rPr>
+        <w:t>设计思路:用 3个1位4选1选择器 并行实现</w:t>
+      </w:r>
+    </w:p>
+    <w:p>
+      <w:pPr>
+        <w:rPr>
+          <w:rFonts w:hint="eastAsia"/>
+        </w:rPr>
+      </w:pPr>
+      <w:r>
+        <w:rPr>
+          <w:noProof/>
+        </w:rPr>
+        <w:drawing>
+          <wp:inline distT="0" distB="0" distL="0" distR="0" wp14:anchorId="426D6DA4" wp14:editId="3AC6DB41">
+            <wp:extent cx="5274310" cy="3781425"/>
+            <wp:effectExtent l="0" t="0" r="2540" b="9525"/>
+            <wp:docPr id="1445109623" name="图片 1"/>
+            <wp:cNvGraphicFramePr>
+              <a:graphicFrameLocks xmlns:a="http://schemas.openxmlformats.org/drawingml/2006/main" noChangeAspect="1"/>
+            </wp:cNvGraphicFramePr>
+            <a:graphic xmlns:a="http://schemas.openxmlformats.org/drawingml/2006/main">
+              <a:graphicData uri="http://schemas.openxmlformats.org/drawingml/2006/picture">
+                <pic:pic xmlns:pic="http://schemas.openxmlformats.org/drawingml/2006/picture">
+                  <pic:nvPicPr>
+                    <pic:cNvPr id="1445109623" name=""/>
+                    <pic:cNvPicPr/>
+                  </pic:nvPicPr>
+                  <pic:blipFill>
+                    <a:blip r:embed="rId30"/>
+                    <a:stretch>
+                      <a:fillRect/>
+                    </a:stretch>
+                  </pic:blipFill>
+                  <pic:spPr>
+                    <a:xfrm>
+                      <a:off x="0" y="0"/>
+                      <a:ext cx="5274310" cy="3781425"/>
+                    </a:xfrm>
+                    <a:prstGeom prst="rect">
+                      <a:avLst/>
+                    </a:prstGeom>
+                  </pic:spPr>
+                </pic:pic>
+              </a:graphicData>
+            </a:graphic>
+          </wp:inline>
+        </w:drawing>
+      </w:r>
+    </w:p>
+    <w:p>
+      <w:pPr>
+        <w:rPr>
+          <w:rFonts w:hint="eastAsia"/>
+        </w:rPr>
+      </w:pPr>
+      <w:r>
+        <w:rPr>
+          <w:rFonts w:hint="eastAsia"/>
+        </w:rPr>
+        <w:t>F3.5.12</w:t>
+      </w:r>
+    </w:p>
+    <w:p>
+      <w:pPr>
+        <w:rPr>
+          <w:rFonts w:hint="eastAsia"/>
+        </w:rPr>
+      </w:pPr>
+      <w:r>
+        <w:rPr>
+          <w:noProof/>
+        </w:rPr>
+        <w:drawing>
+          <wp:inline distT="0" distB="0" distL="0" distR="0" wp14:anchorId="67522167" wp14:editId="137F18FE">
+            <wp:extent cx="5274310" cy="1342390"/>
+            <wp:effectExtent l="0" t="0" r="2540" b="0"/>
+            <wp:docPr id="1752890966" name="图片 1"/>
+            <wp:cNvGraphicFramePr>
+              <a:graphicFrameLocks xmlns:a="http://schemas.openxmlformats.org/drawingml/2006/main" noChangeAspect="1"/>
+            </wp:cNvGraphicFramePr>
+            <a:graphic xmlns:a="http://schemas.openxmlformats.org/drawingml/2006/main">
+              <a:graphicData uri="http://schemas.openxmlformats.org/drawingml/2006/picture">
+                <pic:pic xmlns:pic="http://schemas.openxmlformats.org/drawingml/2006/picture">
+                  <pic:nvPicPr>
+                    <pic:cNvPr id="1752890966" name=""/>
+                    <pic:cNvPicPr/>
+                  </pic:nvPicPr>
+                  <pic:blipFill>
+                    <a:blip r:embed="rId31"/>
+                    <a:stretch>
+                      <a:fillRect/>
+                    </a:stretch>
+                  </pic:blipFill>
+                  <pic:spPr>
+                    <a:xfrm>
+                      <a:off x="0" y="0"/>
+                      <a:ext cx="5274310" cy="1342390"/>
+                    </a:xfrm>
+                    <a:prstGeom prst="rect">
+                      <a:avLst/>
+                    </a:prstGeom>
+                  </pic:spPr>
+                </pic:pic>
+              </a:graphicData>
+            </a:graphic>
+          </wp:inline>
+        </w:drawing>
+      </w:r>
+    </w:p>
+    <w:p>
+      <w:pPr>
+        <w:rPr>
+          <w:rFonts w:hint="eastAsia"/>
+        </w:rPr>
+      </w:pPr>
+      <w:r>
+        <w:rPr>
+          <w:rFonts w:hint="eastAsia"/>
+        </w:rPr>
+        <w:t>选择信号为0时</w:t>
+      </w:r>
+    </w:p>
+    <w:p>
+      <w:pPr>
+        <w:rPr>
+          <w:rFonts w:hint="eastAsia"/>
+        </w:rPr>
+      </w:pPr>
+      <w:r>
+        <w:rPr>
+          <w:noProof/>
+        </w:rPr>
+        <w:lastRenderedPageBreak/>
+        <w:drawing>
+          <wp:inline distT="0" distB="0" distL="0" distR="0" wp14:anchorId="271A30BD" wp14:editId="230862A7">
+            <wp:extent cx="5274310" cy="3278505"/>
+            <wp:effectExtent l="0" t="0" r="2540" b="0"/>
+            <wp:docPr id="1415916511" name="图片 1"/>
+            <wp:cNvGraphicFramePr>
+              <a:graphicFrameLocks xmlns:a="http://schemas.openxmlformats.org/drawingml/2006/main" noChangeAspect="1"/>
+            </wp:cNvGraphicFramePr>
+            <a:graphic xmlns:a="http://schemas.openxmlformats.org/drawingml/2006/main">
+              <a:graphicData uri="http://schemas.openxmlformats.org/drawingml/2006/picture">
+                <pic:pic xmlns:pic="http://schemas.openxmlformats.org/drawingml/2006/picture">
+                  <pic:nvPicPr>
+                    <pic:cNvPr id="1415916511" name=""/>
+                    <pic:cNvPicPr/>
+                  </pic:nvPicPr>
+                  <pic:blipFill>
+                    <a:blip r:embed="rId32"/>
+                    <a:stretch>
+                      <a:fillRect/>
+                    </a:stretch>
+                  </pic:blipFill>
+                  <pic:spPr>
+                    <a:xfrm>
+                      <a:off x="0" y="0"/>
+                      <a:ext cx="5274310" cy="3278505"/>
+                    </a:xfrm>
+                    <a:prstGeom prst="rect">
+                      <a:avLst/>
+                    </a:prstGeom>
+                  </pic:spPr>
+                </pic:pic>
+              </a:graphicData>
+            </a:graphic>
+          </wp:inline>
+        </w:drawing>
+      </w:r>
+    </w:p>
+    <w:p>
+      <w:pPr>
+        <w:rPr>
+          <w:rFonts w:hint="eastAsia"/>
+        </w:rPr>
+      </w:pPr>
+      <w:r>
+        <w:rPr>
+          <w:rFonts w:hint="eastAsia"/>
+        </w:rPr>
+        <w:t>选择信号为0时</w:t>
+      </w:r>
+    </w:p>
+    <w:p>
+      <w:pPr>
+        <w:rPr>
+          <w:rFonts w:hint="eastAsia"/>
+        </w:rPr>
+      </w:pPr>
+      <w:r>
+        <w:rPr>
+          <w:noProof/>
+        </w:rPr>
+        <w:drawing>
+          <wp:inline distT="0" distB="0" distL="0" distR="0" wp14:anchorId="20039613" wp14:editId="2662295D">
+            <wp:extent cx="5274310" cy="3305810"/>
+            <wp:effectExtent l="0" t="0" r="2540" b="8890"/>
+            <wp:docPr id="592357600" name="图片 1"/>
+            <wp:cNvGraphicFramePr>
+              <a:graphicFrameLocks xmlns:a="http://schemas.openxmlformats.org/drawingml/2006/main" noChangeAspect="1"/>
+            </wp:cNvGraphicFramePr>
+            <a:graphic xmlns:a="http://schemas.openxmlformats.org/drawingml/2006/main">
+              <a:graphicData uri="http://schemas.openxmlformats.org/drawingml/2006/picture">
+                <pic:pic xmlns:pic="http://schemas.openxmlformats.org/drawingml/2006/picture">
+                  <pic:nvPicPr>
+                    <pic:cNvPr id="592357600" name=""/>
+                    <pic:cNvPicPr/>
+                  </pic:nvPicPr>
+                  <pic:blipFill>
+                    <a:blip r:embed="rId33"/>
+                    <a:stretch>
+                      <a:fillRect/>
+                    </a:stretch>
+                  </pic:blipFill>
+                  <pic:spPr>
+                    <a:xfrm>
+                      <a:off x="0" y="0"/>
+                      <a:ext cx="5274310" cy="3305810"/>
+                    </a:xfrm>
+                    <a:prstGeom prst="rect">
+                      <a:avLst/>
+                    </a:prstGeom>
+                  </pic:spPr>
+                </pic:pic>
+              </a:graphicData>
+            </a:graphic>
+          </wp:inline>
+        </w:drawing>
+      </w:r>
+    </w:p>
+    <w:p>
+      <w:pPr>
+        <w:rPr>
+          <w:rFonts w:hint="eastAsia"/>
+        </w:rPr>
+      </w:pPr>
+    </w:p>
+    <w:p>
+      <w:pPr>
+        <w:rPr>
+          <w:rFonts w:hint="eastAsia"/>
+        </w:rPr>
+      </w:pPr>
+    </w:p>
+    <w:p>
+      <w:pPr>
+        <w:rPr>
+          <w:rFonts w:hint="eastAsia"/>
+        </w:rPr>
+      </w:pPr>
+    </w:p>
+    <w:p>
+      <w:pPr>
+        <w:rPr>
+          <w:rFonts w:hint="eastAsia"/>
+        </w:rPr>
+      </w:pPr>
+    </w:p>
+    <w:p>
+      <w:pPr>
+        <w:rPr>
+          <w:rFonts w:hint="eastAsia"/>
+        </w:rPr>
+      </w:pPr>
+    </w:p>
+    <w:p>
+      <w:pPr>
+        <w:rPr>
+          <w:rFonts w:hint="eastAsia"/>
+        </w:rPr>
+      </w:pPr>
+    </w:p>
+    <w:p>
+      <w:pPr>
+        <w:rPr>
+          <w:rFonts w:hint="eastAsia"/>
+        </w:rPr>
+      </w:pPr>
+    </w:p>
+    <w:p>
+      <w:pPr>
+        <w:rPr>
+          <w:rFonts w:hint="eastAsia"/>
+        </w:rPr>
+      </w:pPr>
+    </w:p>
+    <w:p>
+      <w:pPr>
+        <w:rPr>
+          <w:rFonts w:hint="eastAsia"/>
+        </w:rPr>
+      </w:pPr>
+    </w:p>
+    <w:p>
+      <w:pPr>
+        <w:rPr>
+          <w:rFonts w:hint="eastAsia"/>
+        </w:rPr>
+      </w:pPr>
+      <w:r>
+        <w:rPr>
+          <w:rFonts w:hint="eastAsia"/>
+        </w:rPr>
+        <w:lastRenderedPageBreak/>
+        <w:t>F3.5.13</w:t>
+      </w:r>
+    </w:p>
+    <w:p>
+      <w:pPr>
+        <w:rPr>
+          <w:rFonts w:hint="eastAsia"/>
+        </w:rPr>
+      </w:pPr>
+      <w:r>
+        <w:rPr>
+          <w:noProof/>
+        </w:rPr>
+        <w:drawing>
+          <wp:inline distT="0" distB="0" distL="0" distR="0" wp14:anchorId="288144AC" wp14:editId="622680A6">
+            <wp:extent cx="5274310" cy="1142365"/>
+            <wp:effectExtent l="0" t="0" r="2540" b="635"/>
+            <wp:docPr id="766689143" name="图片 1"/>
+            <wp:cNvGraphicFramePr>
+              <a:graphicFrameLocks xmlns:a="http://schemas.openxmlformats.org/drawingml/2006/main" noChangeAspect="1"/>
+            </wp:cNvGraphicFramePr>
+            <a:graphic xmlns:a="http://schemas.openxmlformats.org/drawingml/2006/main">
+              <a:graphicData uri="http://schemas.openxmlformats.org/drawingml/2006/picture">
+                <pic:pic xmlns:pic="http://schemas.openxmlformats.org/drawingml/2006/picture">
+                  <pic:nvPicPr>
+                    <pic:cNvPr id="766689143" name=""/>
+                    <pic:cNvPicPr/>
+                  </pic:nvPicPr>
+                  <pic:blipFill>
+                    <a:blip r:embed="rId34"/>
+                    <a:stretch>
+                      <a:fillRect/>
+                    </a:stretch>
+                  </pic:blipFill>
+                  <pic:spPr>
+                    <a:xfrm>
+                      <a:off x="0" y="0"/>
+                      <a:ext cx="5274310" cy="1142365"/>
+                    </a:xfrm>
+                    <a:prstGeom prst="rect">
+                      <a:avLst/>
+                    </a:prstGeom>
+                  </pic:spPr>
+                </pic:pic>
+              </a:graphicData>
+            </a:graphic>
+          </wp:inline>
+        </w:drawing>
+      </w:r>
+    </w:p>
+    <w:p>
+      <w:pPr>
+        <w:rPr>
+          <w:rFonts w:hint="eastAsia"/>
+        </w:rPr>
+      </w:pPr>
+      <w:r>
+        <w:rPr>
+          <w:noProof/>
+        </w:rPr>
+        <w:drawing>
+          <wp:inline distT="0" distB="0" distL="0" distR="0" wp14:anchorId="63AF0D42" wp14:editId="64D024FE">
+            <wp:extent cx="5088467" cy="2247723"/>
+            <wp:effectExtent l="0" t="0" r="0" b="635"/>
+            <wp:docPr id="1846398235" name="图片 1"/>
+            <wp:cNvGraphicFramePr>
+              <a:graphicFrameLocks xmlns:a="http://schemas.openxmlformats.org/drawingml/2006/main" noChangeAspect="1"/>
+            </wp:cNvGraphicFramePr>
+            <a:graphic xmlns:a="http://schemas.openxmlformats.org/drawingml/2006/main">
+              <a:graphicData uri="http://schemas.openxmlformats.org/drawingml/2006/picture">
+                <pic:pic xmlns:pic="http://schemas.openxmlformats.org/drawingml/2006/picture">
+                  <pic:nvPicPr>
+                    <pic:cNvPr id="1846398235" name=""/>
+                    <pic:cNvPicPr/>
+                  </pic:nvPicPr>
+                  <pic:blipFill>
+                    <a:blip r:embed="rId35"/>
+                    <a:stretch>
+                      <a:fillRect/>
+                    </a:stretch>
+                  </pic:blipFill>
+                  <pic:spPr>
+                    <a:xfrm>
+                      <a:off x="0" y="0"/>
+                      <a:ext cx="5093392" cy="2249898"/>
+                    </a:xfrm>
+                    <a:prstGeom prst="rect">
+                      <a:avLst/>
+                    </a:prstGeom>
+                  </pic:spPr>
+                </pic:pic>
+              </a:graphicData>
+            </a:graphic>
+          </wp:inline>
+        </w:drawing>
+      </w:r>
+    </w:p>
+    <w:p>
+      <w:pPr>
+        <w:rPr>
+          <w:rFonts w:hint="eastAsia"/>
+        </w:rPr>
+      </w:pPr>
+      <w:r>
+        <w:rPr>
+          <w:rFonts w:hint="eastAsia"/>
+        </w:rPr>
+        <w:t>F3.5.14</w:t>
+      </w:r>
+    </w:p>
+    <w:p>
+      <w:pPr>
+        <w:rPr>
+          <w:rFonts w:hint="eastAsia"/>
+        </w:rPr>
+      </w:pPr>
+      <w:r>
+        <w:rPr>
+          <w:noProof/>
+        </w:rPr>
+        <w:drawing>
+          <wp:inline distT="0" distB="0" distL="0" distR="0" wp14:anchorId="35467E4D" wp14:editId="37B28283">
+            <wp:extent cx="5274310" cy="1095375"/>
+            <wp:effectExtent l="0" t="0" r="2540" b="9525"/>
+            <wp:docPr id="963654203" name="图片 1"/>
+            <wp:cNvGraphicFramePr>
+              <a:graphicFrameLocks xmlns:a="http://schemas.openxmlformats.org/drawingml/2006/main" noChangeAspect="1"/>
+            </wp:cNvGraphicFramePr>
+            <a:graphic xmlns:a="http://schemas.openxmlformats.org/drawingml/2006/main">
+              <a:graphicData uri="http://schemas.openxmlformats.org/drawingml/2006/picture">
+                <pic:pic xmlns:pic="http://schemas.openxmlformats.org/drawingml/2006/picture">
+                  <pic:nvPicPr>
+                    <pic:cNvPr id="963654203" name=""/>
+                    <pic:cNvPicPr/>
+                  </pic:nvPicPr>
+                  <pic:blipFill>
+                    <a:blip r:embed="rId36"/>
+                    <a:stretch>
+                      <a:fillRect/>
+                    </a:stretch>
+                  </pic:blipFill>
+                  <pic:spPr>
+                    <a:xfrm>
+                      <a:off x="0" y="0"/>
+                      <a:ext cx="5274310" cy="1095375"/>
+                    </a:xfrm>
+                    <a:prstGeom prst="rect">
+                      <a:avLst/>
+                    </a:prstGeom>
+                  </pic:spPr>
+                </pic:pic>
+              </a:graphicData>
+            </a:graphic>
+          </wp:inline>
+        </w:drawing>
+      </w:r>
+    </w:p>
+    <w:p>
+      <w:pPr>
+        <w:rPr>
+          <w:rFonts w:hint="eastAsia"/>
+        </w:rPr>
+      </w:pPr>
+      <w:r>
+        <w:rPr>
+          <w:rFonts w:hint="eastAsia"/>
+        </w:rPr>
+        <w:t>功能说明</w:t>
+      </w:r>
+    </w:p>
+    <w:p>
+      <w:pPr>
+        <w:rPr>
+          <w:rFonts w:hint="eastAsia"/>
+        </w:rPr>
+      </w:pPr>
+    </w:p>
+    <w:p>
+      <w:pPr>
+        <w:rPr>
+          <w:rFonts w:hint="eastAsia"/>
+        </w:rPr>
+      </w:pPr>
+      <w:r>
+        <w:rPr>
+          <w:rFonts w:hint="eastAsia"/>
+        </w:rPr>
+        <w:t xml:space="preserve">  ┌───────────┬───────────┐</w:t>
+      </w:r>
+    </w:p>
+    <w:p>
+      <w:pPr>
+        <w:rPr>
+          <w:rFonts w:hint="eastAsia"/>
+        </w:rPr>
+      </w:pPr>
+      <w:r>
+        <w:rPr>
+          <w:rFonts w:hint="eastAsia"/>
+        </w:rPr>
+        <w:t xml:space="preserve">  │   输入    │   输出    │</w:t>
+      </w:r>
+    </w:p>
+    <w:p>
+      <w:pPr>
+        <w:rPr>
+          <w:rFonts w:hint="eastAsia"/>
+        </w:rPr>
+      </w:pPr>
+      <w:r>
+        <w:rPr>
+          <w:rFonts w:hint="eastAsia"/>
+        </w:rPr>
+        <w:t xml:space="preserve">  ├───────────┼───────────┤</w:t>
+      </w:r>
+    </w:p>
+    <w:p>
+      <w:pPr>
+        <w:rPr>
+          <w:rFonts w:hint="eastAsia"/>
+        </w:rPr>
+      </w:pPr>
+      <w:r>
+        <w:rPr>
+          <w:rFonts w:hint="eastAsia"/>
+        </w:rPr>
+        <w:t xml:space="preserve">  │ A, B, Cin │ Sum, Cout │</w:t>
+      </w:r>
+    </w:p>
+    <w:p>
+      <w:pPr>
+        <w:rPr>
+          <w:rFonts w:hint="eastAsia"/>
+        </w:rPr>
+      </w:pPr>
+      <w:r>
+        <w:rPr>
+          <w:rFonts w:hint="eastAsia"/>
+        </w:rPr>
+        <w:t xml:space="preserve">  └───────────┴───────────┘</w:t>
+      </w:r>
+    </w:p>
+    <w:p>
+      <w:pPr>
+        <w:rPr>
+          <w:rFonts w:hint="eastAsia"/>
+        </w:rPr>
+      </w:pPr>
+    </w:p>
+    <w:p>
+      <w:pPr>
+        <w:rPr>
+          <w:rFonts w:hint="eastAsia"/>
+        </w:rPr>
+      </w:pPr>
+      <w:r>
+        <w:rPr>
+          <w:rFonts w:hint="eastAsia"/>
+        </w:rPr>
+        <w:t xml:space="preserve">  真值表</w:t>
+      </w:r>
+    </w:p>
+    <w:p>
+      <w:pPr>
+        <w:rPr>
+          <w:rFonts w:hint="eastAsia"/>
+        </w:rPr>
+      </w:pPr>
+    </w:p>
+    <w:p>
+      <w:pPr>
+        <w:rPr>
+          <w:rFonts w:hint="eastAsia"/>
+        </w:rPr>
+      </w:pPr>
+      <w:r>
+        <w:rPr>
+          <w:rFonts w:hint="eastAsia"/>
+        </w:rPr>
+        <w:t xml:space="preserve">  ┌─────┬─────┬─────┬─────┬──────┐</w:t>
+      </w:r>
+    </w:p>
+    <w:p>
+      <w:pPr>
+        <w:rPr>
+          <w:rFonts w:hint="eastAsia"/>
+        </w:rPr>
+      </w:pPr>
+      <w:r>
+        <w:rPr>
+          <w:rFonts w:hint="eastAsia"/>
+        </w:rPr>
+        <w:t xml:space="preserve">  │  A  │  B  │ Cin │ Sum │ Cout │</w:t>
+      </w:r>
+    </w:p>
+    <w:p>
+      <w:pPr>
+        <w:rPr>
+          <w:rFonts w:hint="eastAsia"/>
+        </w:rPr>
+      </w:pPr>
+      <w:r>
+        <w:rPr>
+          <w:rFonts w:hint="eastAsia"/>
+        </w:rPr>
+        <w:t xml:space="preserve">  ├─────┼─────┼─────┼─────┼──────┤</w:t>
+      </w:r>
+    </w:p>
+    <w:p>
+      <w:pPr>
+        <w:rPr>
+          <w:rFonts w:hint="eastAsia"/>
+        </w:rPr>
+      </w:pPr>
+      <w:r>
+        <w:rPr>
+          <w:rFonts w:hint="eastAsia"/>
+        </w:rPr>
+        <w:t xml:space="preserve">  │ 0   │ 0   │ 0   │ 0   │ 0    │</w:t>
+      </w:r>
+    </w:p>
+    <w:p>
+      <w:pPr>
+        <w:rPr>
+          <w:rFonts w:hint="eastAsia"/>
+        </w:rPr>
+      </w:pPr>
+      <w:r>
+        <w:rPr>
+          <w:rFonts w:hint="eastAsia"/>
+        </w:rPr>
+        <w:t xml:space="preserve">  ├─────┼─────┼─────┼─────┼──────┤</w:t>
+      </w:r>
+    </w:p>
+    <w:p>
+      <w:pPr>
+        <w:rPr>
+          <w:rFonts w:hint="eastAsia"/>
+        </w:rPr>
+      </w:pPr>
+      <w:r>
+        <w:rPr>
+          <w:rFonts w:hint="eastAsia"/>
+        </w:rPr>
+        <w:t xml:space="preserve">  │ 0   │ 0   │ 1   │ 1   │ 0    │</w:t>
+      </w:r>
+    </w:p>
+    <w:p>
+      <w:pPr>
+        <w:rPr>
+          <w:rFonts w:hint="eastAsia"/>
+        </w:rPr>
+      </w:pPr>
+      <w:r>
+        <w:rPr>
+          <w:rFonts w:hint="eastAsia"/>
+        </w:rPr>
+        <w:t xml:space="preserve">  ├─────┼─────┼─────┼─────┼──────┤</w:t>
+      </w:r>
+    </w:p>
+    <w:p>
+      <w:pPr>
+        <w:rPr>
+          <w:rFonts w:hint="eastAsia"/>
+        </w:rPr>
+      </w:pPr>
+      <w:r>
+        <w:rPr>
+          <w:rFonts w:hint="eastAsia"/>
+        </w:rPr>
+        <w:t xml:space="preserve">  │ 0   │ 1   │ 0   │ 1   │ 0    │</w:t>
+      </w:r>
+    </w:p>
+    <w:p>
+      <w:pPr>
+        <w:rPr>
+          <w:rFonts w:hint="eastAsia"/>
+        </w:rPr>
+      </w:pPr>
+      <w:r>
+        <w:rPr>
+          <w:rFonts w:hint="eastAsia"/>
+        </w:rPr>
+        <w:lastRenderedPageBreak/>
+        <w:t xml:space="preserve">  ├─────┼─────┼─────┼─────┼──────┤</w:t>
+      </w:r>
+    </w:p>
+    <w:p>
+      <w:pPr>
+        <w:rPr>
+          <w:rFonts w:hint="eastAsia"/>
+        </w:rPr>
+      </w:pPr>
+      <w:r>
+        <w:rPr>
+          <w:rFonts w:hint="eastAsia"/>
+        </w:rPr>
+        <w:t xml:space="preserve">  │ 0   │ 1   │ 1   │ 0   │ 1    │</w:t>
+      </w:r>
+    </w:p>
+    <w:p>
+      <w:pPr>
+        <w:rPr>
+          <w:rFonts w:hint="eastAsia"/>
+        </w:rPr>
+      </w:pPr>
+      <w:r>
+        <w:rPr>
+          <w:rFonts w:hint="eastAsia"/>
+        </w:rPr>
+        <w:t xml:space="preserve">  ├─────┼─────┼─────┼─────┼──────┤</w:t>
+      </w:r>
+    </w:p>
+    <w:p>
+      <w:pPr>
+        <w:rPr>
+          <w:rFonts w:hint="eastAsia"/>
+        </w:rPr>
+      </w:pPr>
+      <w:r>
+        <w:rPr>
+          <w:rFonts w:hint="eastAsia"/>
+        </w:rPr>
+        <w:t xml:space="preserve">  │ 1   │ 0   │ 0   │ 1   │ 0    │</w:t>
+      </w:r>
+    </w:p>
+    <w:p>
+      <w:pPr>
+        <w:rPr>
+          <w:rFonts w:hint="eastAsia"/>
+        </w:rPr>
+      </w:pPr>
+      <w:r>
+        <w:rPr>
+          <w:rFonts w:hint="eastAsia"/>
+        </w:rPr>
+        <w:t xml:space="preserve">  ├─────┼─────┼─────┼─────┼──────┤</w:t>
+      </w:r>
+    </w:p>
+    <w:p>
+      <w:pPr>
+        <w:rPr>
+          <w:rFonts w:hint="eastAsia"/>
+        </w:rPr>
+      </w:pPr>
+      <w:r>
+        <w:rPr>
+          <w:rFonts w:hint="eastAsia"/>
+        </w:rPr>
+        <w:t xml:space="preserve">  │ 1   │ 0   │ 1   │ 0   │ 1    │</w:t>
+      </w:r>
+    </w:p>
+    <w:p>
+      <w:pPr>
+        <w:rPr>
+          <w:rFonts w:hint="eastAsia"/>
+        </w:rPr>
+      </w:pPr>
+      <w:r>
+        <w:rPr>
+          <w:rFonts w:hint="eastAsia"/>
+        </w:rPr>
+        <w:t xml:space="preserve">  ├─────┼─────┼─────┼─────┼──────┤</w:t>
+      </w:r>
+    </w:p>
+    <w:p>
+      <w:pPr>
+        <w:rPr>
+          <w:rFonts w:hint="eastAsia"/>
+        </w:rPr>
+      </w:pPr>
+      <w:r>
+        <w:rPr>
+          <w:rFonts w:hint="eastAsia"/>
+        </w:rPr>
+        <w:t xml:space="preserve">  │ 1   │ 1   │ 0   │ 0   │ 1    │</w:t>
+      </w:r>
+    </w:p>
+    <w:p>
+      <w:pPr>
+        <w:rPr>
+          <w:rFonts w:hint="eastAsia"/>
+        </w:rPr>
+      </w:pPr>
+      <w:r>
+        <w:rPr>
+          <w:rFonts w:hint="eastAsia"/>
+        </w:rPr>
+        <w:t xml:space="preserve">  ├─────┼─────┼─────┼─────┼──────┤</w:t>
+      </w:r>
+    </w:p>
+    <w:p>
+      <w:pPr>
+        <w:rPr>
+          <w:rFonts w:hint="eastAsia"/>
+        </w:rPr>
+      </w:pPr>
+      <w:r>
+        <w:rPr>
+          <w:rFonts w:hint="eastAsia"/>
+        </w:rPr>
+        <w:t xml:space="preserve">  │ 1   │ 1   │ 1   │ 1   │ 1    │</w:t>
+      </w:r>
+    </w:p>
+    <w:p>
+      <w:pPr>
+        <w:rPr>
+          <w:rFonts w:hint="eastAsia"/>
+        </w:rPr>
+      </w:pPr>
+      <w:r>
+        <w:rPr>
+          <w:rFonts w:hint="eastAsia"/>
+        </w:rPr>
+        <w:t xml:space="preserve">  └─────┴─────┴─────┴─────┴──────┘</w:t>
+      </w:r>
+    </w:p>
+    <w:p>
+      <w:pPr>
+        <w:rPr>
+          <w:rFonts w:hint="eastAsia"/>
+        </w:rPr>
+      </w:pPr>
+    </w:p>
+    <w:p>
+      <w:pPr>
+        <w:rPr>
+          <w:rFonts w:hint="eastAsia"/>
+        </w:rPr>
+      </w:pPr>
+      <w:r>
+        <w:rPr>
+          <w:rFonts w:hint="eastAsia"/>
+        </w:rPr>
+        <w:t xml:space="preserve">  逻辑表达式</w:t>
+      </w:r>
+    </w:p>
+    <w:p>
+      <w:pPr>
+        <w:rPr>
+          <w:rFonts w:hint="eastAsia"/>
+        </w:rPr>
+      </w:pPr>
+    </w:p>
+    <w:p>
+      <w:pPr>
+        <w:rPr>
+          <w:rFonts w:hint="eastAsia"/>
+        </w:rPr>
+      </w:pPr>
+      <w:r>
+        <w:rPr>
+          <w:rFonts w:hint="eastAsia"/>
+        </w:rPr>
+        <w:t xml:space="preserve">  Sum  = A ⊕ B ⊕ Cin</w:t>
+      </w:r>
+    </w:p>
+    <w:p>
+      <w:pPr>
+        <w:rPr>
+          <w:rFonts w:hint="eastAsia"/>
+        </w:rPr>
+      </w:pPr>
+      <w:r>
+        <w:rPr>
+          <w:rFonts w:hint="eastAsia"/>
+        </w:rPr>
+        <w:t xml:space="preserve">  Cout = A·B + (A⊕B)·Cin</w:t>
+      </w:r>
+    </w:p>
+    <w:p>
+      <w:pPr>
+        <w:rPr>
+          <w:rFonts w:hint="eastAsia"/>
+        </w:rPr>
+      </w:pPr>
+    </w:p>
+    <w:p>
+      <w:pPr>
+        <w:rPr>
+          <w:rFonts w:hint="eastAsia"/>
+        </w:rPr>
+      </w:pPr>
+      <w:r>
+        <w:rPr>
+          <w:rFonts w:hint="eastAsia"/>
+        </w:rPr>
+        <w:t>F3.5.15</w:t>
+      </w:r>
+    </w:p>
+    <w:p>
+      <w:pPr>
+        <w:rPr>
+          <w:rFonts w:hint="eastAsia"/>
+        </w:rPr>
+      </w:pPr>
+      <w:r>
+        <w:rPr>
+          <w:noProof/>
+        </w:rPr>
+        <w:drawing>
+          <wp:inline distT="0" distB="0" distL="0" distR="0" wp14:anchorId="13C231B3" wp14:editId="69932F14">
+            <wp:extent cx="5274310" cy="1069340"/>
+            <wp:effectExtent l="0" t="0" r="2540" b="0"/>
+            <wp:docPr id="1901919690" name="图片 1"/>
+            <wp:cNvGraphicFramePr>
+              <a:graphicFrameLocks xmlns:a="http://schemas.openxmlformats.org/drawingml/2006/main" noChangeAspect="1"/>
+            </wp:cNvGraphicFramePr>
+            <a:graphic xmlns:a="http://schemas.openxmlformats.org/drawingml/2006/main">
+              <a:graphicData uri="http://schemas.openxmlformats.org/drawingml/2006/picture">
+                <pic:pic xmlns:pic="http://schemas.openxmlformats.org/drawingml/2006/picture">
+                  <pic:nvPicPr>
+                    <pic:cNvPr id="1901919690" name=""/>
+                    <pic:cNvPicPr/>
+                  </pic:nvPicPr>
+                  <pic:blipFill>
+                    <a:blip r:embed="rId37"/>
+                    <a:stretch>
+                      <a:fillRect/>
+                    </a:stretch>
+                  </pic:blipFill>
+                  <pic:spPr>
+                    <a:xfrm>
+                      <a:off x="0" y="0"/>
+                      <a:ext cx="5274310" cy="1069340"/>
+                    </a:xfrm>
+                    <a:prstGeom prst="rect">
+                      <a:avLst/>
+                    </a:prstGeom>
+                  </pic:spPr>
+                </pic:pic>
+              </a:graphicData>
+            </a:graphic>
+          </wp:inline>
+        </w:drawing>
+      </w:r>
+    </w:p>
+    <w:p>
+      <w:pPr>
+        <w:rPr>
+          <w:rFonts w:hint="eastAsia"/>
+        </w:rPr>
+      </w:pPr>
+      <w:r>
+        <w:rPr>
+          <w:rFonts w:hint="eastAsia"/>
+        </w:rPr>
+        <w:t>半加器：</w:t>
+      </w:r>
+    </w:p>
+    <w:p>
+      <w:pPr>
+        <w:rPr>
+          <w:rFonts w:hint="eastAsia"/>
+        </w:rPr>
+      </w:pPr>
+      <w:r>
+        <w:rPr>
+          <w:noProof/>
+        </w:rPr>
+        <w:drawing>
+          <wp:inline distT="0" distB="0" distL="0" distR="0" wp14:anchorId="34031E9E" wp14:editId="2F658B60">
+            <wp:extent cx="1718733" cy="1629448"/>
+            <wp:effectExtent l="0" t="0" r="0" b="8890"/>
+            <wp:docPr id="875975683" name="图片 1"/>
+            <wp:cNvGraphicFramePr>
+              <a:graphicFrameLocks xmlns:a="http://schemas.openxmlformats.org/drawingml/2006/main" noChangeAspect="1"/>
+            </wp:cNvGraphicFramePr>
+            <a:graphic xmlns:a="http://schemas.openxmlformats.org/drawingml/2006/main">
+              <a:graphicData uri="http://schemas.openxmlformats.org/drawingml/2006/picture">
+                <pic:pic xmlns:pic="http://schemas.openxmlformats.org/drawingml/2006/picture">
+                  <pic:nvPicPr>
+                    <pic:cNvPr id="875975683" name=""/>
+                    <pic:cNvPicPr/>
+                  </pic:nvPicPr>
+                  <pic:blipFill>
+                    <a:blip r:embed="rId38"/>
+                    <a:stretch>
+                      <a:fillRect/>
+                    </a:stretch>
+                  </pic:blipFill>
+                  <pic:spPr>
+                    <a:xfrm>
+                      <a:off x="0" y="0"/>
+                      <a:ext cx="1727885" cy="1638125"/>
+                    </a:xfrm>
+                    <a:prstGeom prst="rect">
+                      <a:avLst/>
+                    </a:prstGeom>
+                  </pic:spPr>
+                </pic:pic>
+              </a:graphicData>
+            </a:graphic>
+          </wp:inline>
+        </w:drawing>
+      </w:r>
+    </w:p>
+    <w:p>
+      <w:pPr>
+        <w:rPr>
+          <w:rFonts w:hint="eastAsia"/>
+        </w:rPr>
+      </w:pPr>
+      <w:r>
+        <w:rPr>
+          <w:noProof/>
+        </w:rPr>
+        <w:drawing>
+          <wp:inline distT="0" distB="0" distL="0" distR="0" wp14:anchorId="65281B04" wp14:editId="0C633857">
+            <wp:extent cx="4487333" cy="1629525"/>
+            <wp:effectExtent l="0" t="0" r="8890" b="8890"/>
+            <wp:docPr id="646730010" name="图片 1"/>
+            <wp:cNvGraphicFramePr>
+              <a:graphicFrameLocks xmlns:a="http://schemas.openxmlformats.org/drawingml/2006/main" noChangeAspect="1"/>
+            </wp:cNvGraphicFramePr>
+            <a:graphic xmlns:a="http://schemas.openxmlformats.org/drawingml/2006/main">
+              <a:graphicData uri="http://schemas.openxmlformats.org/drawingml/2006/picture">
+                <pic:pic xmlns:pic="http://schemas.openxmlformats.org/drawingml/2006/picture">
+                  <pic:nvPicPr>
+                    <pic:cNvPr id="646730010" name=""/>
+                    <pic:cNvPicPr/>
+                  </pic:nvPicPr>
+                  <pic:blipFill>
+                    <a:blip r:embed="rId39"/>
+                    <a:stretch>
+                      <a:fillRect/>
+                    </a:stretch>
+                  </pic:blipFill>
+                  <pic:spPr>
+                    <a:xfrm>
+                      <a:off x="0" y="0"/>
+                      <a:ext cx="4491961" cy="1631206"/>
+                    </a:xfrm>
+                    <a:prstGeom prst="rect">
+                      <a:avLst/>
+                    </a:prstGeom>
+                  </pic:spPr>
+                </pic:pic>
+              </a:graphicData>
+            </a:graphic>
+          </wp:inline>
+        </w:drawing>
+      </w:r>
+    </w:p>
+    <w:p>
+      <w:pPr>
+        <w:rPr>
+          <w:rFonts w:hint="eastAsia"/>
+        </w:rPr>
+      </w:pPr>
+    </w:p>
+    <w:p>
+      <w:pPr>
+        <w:rPr>
+          <w:rFonts w:hint="eastAsia"/>
+        </w:rPr>
+      </w:pPr>
+      <w:r>
+        <w:rPr>
+          <w:rFonts w:hint="eastAsia"/>
+        </w:rPr>
+        <w:lastRenderedPageBreak/>
+        <w:t>全加器：</w:t>
+      </w:r>
+    </w:p>
+    <w:p>
+      <w:r>
+        <w:rPr>
+          <w:noProof/>
+        </w:rPr>
+        <w:drawing>
+          <wp:inline distT="0" distB="0" distL="0" distR="0" wp14:anchorId="2D9BC61F" wp14:editId="7F925052">
+            <wp:extent cx="5274310" cy="845820"/>
+            <wp:effectExtent l="0" t="0" r="2540" b="0"/>
+            <wp:docPr id="1383935158" name="图片 1"/>
+            <wp:cNvGraphicFramePr>
+              <a:graphicFrameLocks xmlns:a="http://schemas.openxmlformats.org/drawingml/2006/main" noChangeAspect="1"/>
+            </wp:cNvGraphicFramePr>
+            <a:graphic xmlns:a="http://schemas.openxmlformats.org/drawingml/2006/main">
+              <a:graphicData uri="http://schemas.openxmlformats.org/drawingml/2006/picture">
+                <pic:pic xmlns:pic="http://schemas.openxmlformats.org/drawingml/2006/picture">
+                  <pic:nvPicPr>
+                    <pic:cNvPr id="1383935158" name=""/>
+                    <pic:cNvPicPr/>
+                  </pic:nvPicPr>
+                  <pic:blipFill>
+                    <a:blip r:embed="rId40"/>
+                    <a:stretch>
+                      <a:fillRect/>
+                    </a:stretch>
+                  </pic:blipFill>
+                  <pic:spPr>
+                    <a:xfrm>
+                      <a:off x="0" y="0"/>
+                      <a:ext cx="5274310" cy="845820"/>
+                    </a:xfrm>
+                    <a:prstGeom prst="rect">
+                      <a:avLst/>
+                    </a:prstGeom>
+                  </pic:spPr>
+                </pic:pic>
+              </a:graphicData>
+            </a:graphic>
+          </wp:inline>
+        </w:drawing>
+      </w:r>
+    </w:p>
+    <w:p>
+      <w:r>
+        <w:rPr>
+          <w:rFonts w:hint="eastAsia"/>
+        </w:rPr>
+        <w:t>F3.5.16</w:t>
+      </w:r>
+    </w:p>
+    <w:p>
+      <w:r>
+        <w:drawing>
+          <wp:inline distT="0" distB="0" distL="0" distR="0" wp14:anchorId="62FBAC12" wp14:editId="769A49F4">
+            <wp:extent cx="5274310" cy="1060450"/>
+            <wp:effectExtent l="0" t="0" r="2540" b="6350"/>
+            <wp:docPr id="1287771581" name="图片 1"/>
+            <wp:cNvGraphicFramePr>
+              <a:graphicFrameLocks xmlns:a="http://schemas.openxmlformats.org/drawingml/2006/main" noChangeAspect="1"/>
+            </wp:cNvGraphicFramePr>
+            <a:graphic xmlns:a="http://schemas.openxmlformats.org/drawingml/2006/main">
+              <a:graphicData uri="http://schemas.openxmlformats.org/drawingml/2006/picture">
+                <pic:pic xmlns:pic="http://schemas.openxmlformats.org/drawingml/2006/picture">
+                  <pic:nvPicPr>
+                    <pic:cNvPr id="1287771581" name=""/>
+                    <pic:cNvPicPr/>
+                  </pic:nvPicPr>
+                  <pic:blipFill>
+                    <a:blip r:embed="rId41"/>
+                    <a:stretch>
+                      <a:fillRect/>
+                    </a:stretch>
+                  </pic:blipFill>
+                  <pic:spPr>
+                    <a:xfrm>
+                      <a:off x="0" y="0"/>
+                      <a:ext cx="5274310" cy="1060450"/>
+                    </a:xfrm>
+                    <a:prstGeom prst="rect">
+                      <a:avLst/>
+                    </a:prstGeom>
+                  </pic:spPr>
+                </pic:pic>
+              </a:graphicData>
+            </a:graphic>
+          </wp:inline>
+        </w:drawing>
+      </w:r>
+    </w:p>
+    <w:p>
+      <w:r>
+        <w:drawing>
+          <wp:inline distT="0" distB="0" distL="0" distR="0" wp14:anchorId="6EAC5211" wp14:editId="72E6A002">
+            <wp:extent cx="5274310" cy="1634490"/>
+            <wp:effectExtent l="0" t="0" r="2540" b="3810"/>
+            <wp:docPr id="2108127585" name="图片 1"/>
+            <wp:cNvGraphicFramePr>
+              <a:graphicFrameLocks xmlns:a="http://schemas.openxmlformats.org/drawingml/2006/main" noChangeAspect="1"/>
+            </wp:cNvGraphicFramePr>
+            <a:graphic xmlns:a="http://schemas.openxmlformats.org/drawingml/2006/main">
+              <a:graphicData uri="http://schemas.openxmlformats.org/drawingml/2006/picture">
+                <pic:pic xmlns:pic="http://schemas.openxmlformats.org/drawingml/2006/picture">
+                  <pic:nvPicPr>
+                    <pic:cNvPr id="2108127585" name=""/>
+                    <pic:cNvPicPr/>
+                  </pic:nvPicPr>
+                  <pic:blipFill>
+                    <a:blip r:embed="rId42"/>
+                    <a:stretch>
+                      <a:fillRect/>
+                    </a:stretch>
+                  </pic:blipFill>
+                  <pic:spPr>
+                    <a:xfrm>
+                      <a:off x="0" y="0"/>
+                      <a:ext cx="5274310" cy="1634490"/>
+                    </a:xfrm>
+                    <a:prstGeom prst="rect">
+                      <a:avLst/>
+                    </a:prstGeom>
+                  </pic:spPr>
+                </pic:pic>
+              </a:graphicData>
+            </a:graphic>
+          </wp:inline>
+        </w:drawing>
+      </w:r>
+    </w:p>
     <w:sectPr>
       <w:pgSz w:w="11906" w:h="16838"/>
       <w:pgMar w:top="1440" w:right="1800" w:bottom="1440" w:left="1800" w:header="851" w:footer="992" w:gutter="0"/>
@@ -718,6 +3121,103 @@
     </w:sectPr>
   </w:body>
 </w:document>
+</file>
+
+<file path=word/numbering.xml><?xml version="1.0" encoding="utf-8"?>
+<w:numbering xmlns:wpc="http://schemas.microsoft.com/office/word/2010/wordprocessingCanvas" xmlns:cx="http://schemas.microsoft.com/office/drawing/2014/chartex" xmlns:cx1="http://schemas.microsoft.com/office/drawing/2015/9/8/chartex" xmlns:cx2="http://schemas.microsoft.com/office/drawing/2015/10/21/chartex" xmlns:cx3="http://schemas.microsoft.com/office/drawing/2016/5/9/chartex" xmlns:cx4="http://schemas.microsoft.com/office/drawing/2016/5/10/chartex" xmlns:cx5="http://schemas.microsoft.com/office/drawing/2016/5/11/chartex" xmlns:cx6="http://schemas.microsoft.com/office/drawing/2016/5/12/chartex" xmlns:cx7="http://schemas.microsoft.com/office/drawing/2016/5/13/chartex" xmlns:cx8="http://schemas.microsoft.com/office/drawing/2016/5/14/chartex" xmlns:mc="http://schemas.openxmlformats.org/markup-compatibility/2006" xmlns:aink="http://schemas.microsoft.com/office/drawing/2016/ink" xmlns:am3d="http://schemas.microsoft.com/office/drawing/2017/model3d" xmlns:o="urn:schemas-microsoft-com:office:office" xmlns:oel="http://schemas.microsoft.com/office/2019/extlst" xmlns:r="http://schemas.openxmlformats.org/officeDocument/2006/relationships" xmlns:m="http://schemas.openxmlformats.org/officeDocument/2006/math" xmlns:v="urn:schemas-microsoft-com:vml" xmlns:wp14="http://schemas.microsoft.com/office/word/2010/wordprocessingDrawing" xmlns:wp="http://schemas.openxmlformats.org/drawingml/2006/wordprocessingDrawing" xmlns:w10="urn:schemas-microsoft-com:office:word" xmlns:w="http://schemas.openxmlformats.org/wordprocessingml/2006/main" xmlns:w14="http://schemas.microsoft.com/office/word/2010/wordml" xmlns:w15="http://schemas.microsoft.com/office/word/2012/wordml" xmlns:w16cex="http://schemas.microsoft.com/office/word/2018/wordml/cex" xmlns:w16cid="http://schemas.microsoft.com/office/word/2016/wordml/cid" xmlns:w16="http://schemas.microsoft.com/office/word/2018/wordml" xmlns:w16du="http://schemas.microsoft.com/office/word/2023/wordml/word16du" xmlns:w16sdtdh="http://schemas.microsoft.com/office/word/2020/wordml/sdtdatahash" xmlns:w16sdtfl="http://schemas.microsoft.com/office/word/2024/wordml/sdtformatlock" xmlns:w16se="http://schemas.microsoft.com/office/word/2015/wordml/symex" xmlns:wpg="http://schemas.microsoft.com/office/word/2010/wordprocessingGroup" xmlns:wpi="http://schemas.microsoft.com/office/word/2010/wordprocessingInk" xmlns:wne="http://schemas.microsoft.com/office/word/2006/wordml" xmlns:wps="http://schemas.microsoft.com/office/word/2010/wordprocessingShape" mc:Ignorable="w14 w15 w16se w16cid w16 w16cex w16sdtdh w16sdtfl w16du wp14">
+  <w:abstractNum w:abstractNumId="0" w15:restartNumberingAfterBreak="0">
+    <w:nsid w:val="68431B3F"/>
+    <w:multiLevelType w:val="hybridMultilevel"/>
+    <w:tmpl w:val="008AF518"/>
+    <w:lvl w:ilvl="0" w:tplc="71B25C3C">
+      <w:start w:val="1"/>
+      <w:numFmt w:val="upperLetter"/>
+      <w:lvlText w:val="%1-"/>
+      <w:lvlJc w:val="left"/>
+      <w:pPr>
+        <w:ind w:left="360" w:hanging="360"/>
+      </w:pPr>
+      <w:rPr>
+        <w:rFonts w:hint="default"/>
+      </w:rPr>
+    </w:lvl>
+    <w:lvl w:ilvl="1" w:tplc="04090019" w:tentative="1">
+      <w:start w:val="1"/>
+      <w:numFmt w:val="lowerLetter"/>
+      <w:lvlText w:val="%2)"/>
+      <w:lvlJc w:val="left"/>
+      <w:pPr>
+        <w:ind w:left="880" w:hanging="440"/>
+      </w:pPr>
+    </w:lvl>
+    <w:lvl w:ilvl="2" w:tplc="0409001B" w:tentative="1">
+      <w:start w:val="1"/>
+      <w:numFmt w:val="lowerRoman"/>
+      <w:lvlText w:val="%3."/>
+      <w:lvlJc w:val="right"/>
+      <w:pPr>
+        <w:ind w:left="1320" w:hanging="440"/>
+      </w:pPr>
+    </w:lvl>
+    <w:lvl w:ilvl="3" w:tplc="0409000F" w:tentative="1">
+      <w:start w:val="1"/>
+      <w:numFmt w:val="decimal"/>
+      <w:lvlText w:val="%4."/>
+      <w:lvlJc w:val="left"/>
+      <w:pPr>
+        <w:ind w:left="1760" w:hanging="440"/>
+      </w:pPr>
+    </w:lvl>
+    <w:lvl w:ilvl="4" w:tplc="04090019" w:tentative="1">
+      <w:start w:val="1"/>
+      <w:numFmt w:val="lowerLetter"/>
+      <w:lvlText w:val="%5)"/>
+      <w:lvlJc w:val="left"/>
+      <w:pPr>
+        <w:ind w:left="2200" w:hanging="440"/>
+      </w:pPr>
+    </w:lvl>
+    <w:lvl w:ilvl="5" w:tplc="0409001B" w:tentative="1">
+      <w:start w:val="1"/>
+      <w:numFmt w:val="lowerRoman"/>
+      <w:lvlText w:val="%6."/>
+      <w:lvlJc w:val="right"/>
+      <w:pPr>
+        <w:ind w:left="2640" w:hanging="440"/>
+      </w:pPr>
+    </w:lvl>
+    <w:lvl w:ilvl="6" w:tplc="0409000F" w:tentative="1">
+      <w:start w:val="1"/>
+      <w:numFmt w:val="decimal"/>
+      <w:lvlText w:val="%7."/>
+      <w:lvlJc w:val="left"/>
+      <w:pPr>
+        <w:ind w:left="3080" w:hanging="440"/>
+      </w:pPr>
+    </w:lvl>
+    <w:lvl w:ilvl="7" w:tplc="04090019" w:tentative="1">
+      <w:start w:val="1"/>
+      <w:numFmt w:val="lowerLetter"/>
+      <w:lvlText w:val="%8)"/>
+      <w:lvlJc w:val="left"/>
+      <w:pPr>
+        <w:ind w:left="3520" w:hanging="440"/>
+      </w:pPr>
+    </w:lvl>
+    <w:lvl w:ilvl="8" w:tplc="0409001B" w:tentative="1">
+      <w:start w:val="1"/>
+      <w:numFmt w:val="lowerRoman"/>
+      <w:lvlText w:val="%9."/>
+      <w:lvlJc w:val="right"/>
+      <w:pPr>
+        <w:ind w:left="3960" w:hanging="440"/>
+      </w:pPr>
+    </w:lvl>
+  </w:abstractNum>
+  <w:num w:numId="1" w16cid:durableId="169758736">
+    <w:abstractNumId w:val="0"/>
+  </w:num>
+</w:numbering>
 </file>
 
 <file path=word/styles.xml><?xml version="1.0" encoding="utf-8"?>
@@ -1115,6 +3615,7 @@
   <w:style w:type="paragraph" w:default="1" w:styleId="a">
     <w:name w:val="Normal"/>
     <w:qFormat/>
+    <w:rsid w:val="00980667"/>
     <w:pPr>
       <w:widowControl w:val="0"/>
       <w:jc w:val="both"/>
@@ -1276,7 +3777,7 @@
       <w:rFonts w:cstheme="majorBidi"/>
       <w:b/>
       <w:bCs/>
-      <w:color w:val="676767" w:themeColor="text1" w:themeTint="A6"/>
+      <w:color w:val="595959" w:themeColor="text1" w:themeTint="A6"/>
     </w:rPr>
   </w:style>
   <w:style w:type="paragraph" w:styleId="8">
@@ -1296,7 +3797,7 @@
     </w:pPr>
     <w:rPr>
       <w:rFonts w:cstheme="majorBidi"/>
-      <w:color w:val="676767" w:themeColor="text1" w:themeTint="A6"/>
+      <w:color w:val="595959" w:themeColor="text1" w:themeTint="A6"/>
     </w:rPr>
   </w:style>
   <w:style w:type="paragraph" w:styleId="9">
@@ -1316,7 +3817,7 @@
     </w:pPr>
     <w:rPr>
       <w:rFonts w:eastAsiaTheme="majorEastAsia" w:cstheme="majorBidi"/>
-      <w:color w:val="676767" w:themeColor="text1" w:themeTint="A6"/>
+      <w:color w:val="595959" w:themeColor="text1" w:themeTint="A6"/>
     </w:rPr>
   </w:style>
   <w:style w:type="character" w:default="1" w:styleId="a0">
@@ -1440,7 +3941,7 @@
       <w:rFonts w:cstheme="majorBidi"/>
       <w:b/>
       <w:bCs/>
-      <w:color w:val="676767" w:themeColor="text1" w:themeTint="A6"/>
+      <w:color w:val="595959" w:themeColor="text1" w:themeTint="A6"/>
     </w:rPr>
   </w:style>
   <w:style w:type="character" w:customStyle="1" w:styleId="80">
@@ -1452,7 +3953,7 @@
     <w:rsid w:val="00F953BF"/>
     <w:rPr>
       <w:rFonts w:cstheme="majorBidi"/>
-      <w:color w:val="676767" w:themeColor="text1" w:themeTint="A6"/>
+      <w:color w:val="595959" w:themeColor="text1" w:themeTint="A6"/>
     </w:rPr>
   </w:style>
   <w:style w:type="character" w:customStyle="1" w:styleId="90">
@@ -1464,7 +3965,7 @@
     <w:rsid w:val="00F953BF"/>
     <w:rPr>
       <w:rFonts w:eastAsiaTheme="majorEastAsia" w:cstheme="majorBidi"/>
-      <w:color w:val="676767" w:themeColor="text1" w:themeTint="A6"/>
+      <w:color w:val="595959" w:themeColor="text1" w:themeTint="A6"/>
     </w:rPr>
   </w:style>
   <w:style w:type="paragraph" w:styleId="a3">
@@ -1519,7 +4020,7 @@
     </w:pPr>
     <w:rPr>
       <w:rFonts w:asciiTheme="majorHAnsi" w:eastAsiaTheme="majorEastAsia" w:hAnsiTheme="majorHAnsi" w:cstheme="majorBidi"/>
-      <w:color w:val="676767" w:themeColor="text1" w:themeTint="A6"/>
+      <w:color w:val="595959" w:themeColor="text1" w:themeTint="A6"/>
       <w:spacing w:val="15"/>
       <w:sz w:val="28"/>
       <w:szCs w:val="28"/>
@@ -1533,7 +4034,7 @@
     <w:rsid w:val="00F953BF"/>
     <w:rPr>
       <w:rFonts w:asciiTheme="majorHAnsi" w:eastAsiaTheme="majorEastAsia" w:hAnsiTheme="majorHAnsi" w:cstheme="majorBidi"/>
-      <w:color w:val="676767" w:themeColor="text1" w:themeTint="A6"/>
+      <w:color w:val="595959" w:themeColor="text1" w:themeTint="A6"/>
       <w:spacing w:val="15"/>
       <w:sz w:val="28"/>
       <w:szCs w:val="28"/>
@@ -1554,7 +4055,7 @@
     <w:rPr>
       <w:i/>
       <w:iCs/>
-      <w:color w:val="515151" w:themeColor="text1" w:themeTint="BF"/>
+      <w:color w:val="404040" w:themeColor="text1" w:themeTint="BF"/>
     </w:rPr>
   </w:style>
   <w:style w:type="character" w:customStyle="1" w:styleId="a8">
@@ -1566,7 +4067,7 @@
     <w:rPr>
       <w:i/>
       <w:iCs/>
-      <w:color w:val="515151" w:themeColor="text1" w:themeTint="BF"/>
+      <w:color w:val="404040" w:themeColor="text1" w:themeTint="BF"/>
     </w:rPr>
   </w:style>
   <w:style w:type="paragraph" w:styleId="a9">
@@ -1649,7 +4150,7 @@
   <a:themeElements>
     <a:clrScheme name="Office">
       <a:dk1>
-        <a:sysClr val="windowText" lastClr="171717"/>
+        <a:sysClr val="windowText" lastClr="000000"/>
       </a:dk1>
       <a:lt1>
         <a:sysClr val="window" lastClr="FFFFFF"/>
